--- a/Raximov_Atamjon_enterprice.docx
+++ b/Raximov_Atamjon_enterprice.docx
@@ -4,7 +4,7 @@
   <w:body>
     <w:tbl>
       <w:tblPr>
-        <w:tblStyle w:val="a3"/>
+        <w:tblStyle w:val="TableGrid"/>
         <w:tblW w:w="0" w:type="auto"/>
         <w:jc w:val="center"/>
         <w:tblInd w:w="0" w:type="dxa"/>
@@ -681,7 +681,7 @@
     </w:p>
     <w:tbl>
       <w:tblPr>
-        <w:tblStyle w:val="a3"/>
+        <w:tblStyle w:val="TableGrid"/>
         <w:tblW w:w="0" w:type="auto"/>
         <w:jc w:val="center"/>
         <w:tblInd w:w="0" w:type="dxa"/>
@@ -1581,7 +1581,7 @@
           </w:tcPr>
           <w:p>
             <w:pPr>
-              <w:pStyle w:val="aa"/>
+              <w:pStyle w:val="NormalWeb"/>
               <w:spacing w:before="0" w:beforeAutospacing="0" w:after="0" w:afterAutospacing="0"/>
               <w:jc w:val="both"/>
             </w:pPr>
@@ -1635,7 +1635,7 @@
           </w:tcPr>
           <w:p>
             <w:pPr>
-              <w:pStyle w:val="aa"/>
+              <w:pStyle w:val="NormalWeb"/>
               <w:spacing w:before="0" w:beforeAutospacing="0" w:after="0" w:afterAutospacing="0"/>
               <w:jc w:val="both"/>
             </w:pPr>
@@ -2485,27 +2485,7 @@
           <w:color w:val="000000"/>
           <w:lang w:eastAsia="en-US"/>
         </w:rPr>
-        <w:t xml:space="preserve"> </w:t>
-      </w:r>
-      <w:proofErr w:type="spellStart"/>
-      <w:r>
-        <w:rPr>
-          <w:b/>
-          <w:bCs/>
-          <w:color w:val="000000"/>
-          <w:lang w:eastAsia="en-US"/>
-        </w:rPr>
-        <w:t>imzosi</w:t>
-      </w:r>
-      <w:proofErr w:type="spellEnd"/>
-      <w:r>
-        <w:rPr>
-          <w:b/>
-          <w:bCs/>
-          <w:color w:val="000000"/>
-          <w:lang w:eastAsia="en-US"/>
-        </w:rPr>
-        <w:t xml:space="preserve">:                                                             Sana:  </w:t>
+        <w:t xml:space="preserve"> imzosi:                                                             Sana:  </w:t>
       </w:r>
       <w:r>
         <w:rPr>
@@ -2530,7 +2510,7 @@
           <w:bottom w:val="single" w:sz="4" w:space="0" w:color="auto"/>
           <w:right w:val="single" w:sz="4" w:space="4" w:color="auto"/>
         </w:pBdr>
-        <w:jc w:val="both"/>
+        <w:jc w:val="center"/>
       </w:pPr>
     </w:p>
     <w:p>
@@ -2540,7 +2520,7 @@
     </w:p>
     <w:p>
       <w:pPr>
-        <w:pStyle w:val="aa"/>
+        <w:pStyle w:val="NormalWeb"/>
         <w:spacing w:before="360" w:beforeAutospacing="0" w:after="40" w:afterAutospacing="0"/>
         <w:ind w:firstLine="720"/>
         <w:jc w:val="both"/>
@@ -2551,7 +2531,7 @@
     </w:p>
     <w:p>
       <w:pPr>
-        <w:pStyle w:val="aa"/>
+        <w:pStyle w:val="NormalWeb"/>
         <w:spacing w:before="360" w:beforeAutospacing="0" w:after="40" w:afterAutospacing="0"/>
         <w:ind w:firstLine="720"/>
         <w:jc w:val="both"/>
@@ -2562,7 +2542,7 @@
     </w:p>
     <w:p>
       <w:pPr>
-        <w:pStyle w:val="aa"/>
+        <w:pStyle w:val="NormalWeb"/>
         <w:spacing w:before="360" w:beforeAutospacing="0" w:after="40" w:afterAutospacing="0"/>
         <w:ind w:firstLine="720"/>
         <w:jc w:val="both"/>
@@ -2573,7 +2553,7 @@
     </w:p>
     <w:p>
       <w:pPr>
-        <w:pStyle w:val="aa"/>
+        <w:pStyle w:val="NormalWeb"/>
         <w:spacing w:before="360" w:beforeAutospacing="0" w:after="40" w:afterAutospacing="0"/>
         <w:ind w:firstLine="720"/>
         <w:jc w:val="both"/>
@@ -2584,7 +2564,7 @@
     </w:p>
     <w:p>
       <w:pPr>
-        <w:pStyle w:val="aa"/>
+        <w:pStyle w:val="NormalWeb"/>
         <w:spacing w:before="360" w:beforeAutospacing="0" w:after="40" w:afterAutospacing="0"/>
         <w:ind w:left="2880" w:firstLine="720"/>
         <w:jc w:val="both"/>
@@ -2794,7 +2774,7 @@
     </w:p>
     <w:p>
       <w:pPr>
-        <w:pStyle w:val="a8"/>
+        <w:pStyle w:val="TOCHeading"/>
         <w:spacing w:line="240" w:lineRule="auto"/>
         <w:jc w:val="both"/>
         <w:rPr>
@@ -2911,7 +2891,7 @@
     </w:p>
     <w:p>
       <w:pPr>
-        <w:pStyle w:val="1"/>
+        <w:pStyle w:val="Heading1"/>
         <w:jc w:val="both"/>
         <w:rPr>
           <w:rFonts w:ascii="Times New Roman" w:eastAsia="Times New Roman" w:hAnsi="Times New Roman" w:cs="Times New Roman"/>
@@ -2966,7 +2946,7 @@
     </w:p>
     <w:p>
       <w:pPr>
-        <w:pStyle w:val="1"/>
+        <w:pStyle w:val="Heading1"/>
         <w:jc w:val="both"/>
         <w:rPr>
           <w:rFonts w:ascii="Times New Roman" w:eastAsia="Times New Roman" w:hAnsi="Times New Roman" w:cs="Times New Roman"/>
@@ -2993,7 +2973,7 @@
     </w:p>
     <w:p>
       <w:pPr>
-        <w:pStyle w:val="aa"/>
+        <w:pStyle w:val="NormalWeb"/>
         <w:jc w:val="both"/>
       </w:pPr>
       <w:r>
@@ -3001,7 +2981,7 @@
       </w:r>
       <w:r>
         <w:rPr>
-          <w:rStyle w:val="ab"/>
+          <w:rStyle w:val="Strong"/>
           <w:rFonts w:eastAsiaTheme="majorEastAsia"/>
         </w:rPr>
         <w:t xml:space="preserve">IT </w:t>
@@ -3009,7 +2989,7 @@
       <w:proofErr w:type="spellStart"/>
       <w:r>
         <w:rPr>
-          <w:rStyle w:val="ab"/>
+          <w:rStyle w:val="Strong"/>
           <w:rFonts w:eastAsiaTheme="majorEastAsia"/>
         </w:rPr>
         <w:t>sohasida</w:t>
@@ -3017,7 +2997,7 @@
       <w:proofErr w:type="spellEnd"/>
       <w:r>
         <w:rPr>
-          <w:rStyle w:val="ab"/>
+          <w:rStyle w:val="Strong"/>
           <w:rFonts w:eastAsiaTheme="majorEastAsia"/>
         </w:rPr>
         <w:t xml:space="preserve"> </w:t>
@@ -3025,7 +3005,7 @@
       <w:proofErr w:type="spellStart"/>
       <w:r>
         <w:rPr>
-          <w:rStyle w:val="ab"/>
+          <w:rStyle w:val="Strong"/>
           <w:rFonts w:eastAsiaTheme="majorEastAsia"/>
         </w:rPr>
         <w:t>kompanya</w:t>
@@ -3033,7 +3013,7 @@
       <w:proofErr w:type="spellEnd"/>
       <w:r>
         <w:rPr>
-          <w:rStyle w:val="ab"/>
+          <w:rStyle w:val="Strong"/>
           <w:rFonts w:eastAsiaTheme="majorEastAsia"/>
         </w:rPr>
         <w:t xml:space="preserve"> </w:t>
@@ -3041,7 +3021,7 @@
       <w:proofErr w:type="spellStart"/>
       <w:r>
         <w:rPr>
-          <w:rStyle w:val="ab"/>
+          <w:rStyle w:val="Strong"/>
           <w:rFonts w:eastAsiaTheme="majorEastAsia"/>
         </w:rPr>
         <w:t>tuzish</w:t>
@@ -3049,7 +3029,7 @@
       <w:proofErr w:type="spellEnd"/>
       <w:r>
         <w:rPr>
-          <w:rStyle w:val="ab"/>
+          <w:rStyle w:val="Strong"/>
           <w:rFonts w:eastAsiaTheme="majorEastAsia"/>
         </w:rPr>
         <w:t xml:space="preserve"> </w:t>
@@ -3057,21 +3037,21 @@
       <w:proofErr w:type="spellStart"/>
       <w:r>
         <w:rPr>
-          <w:rStyle w:val="ab"/>
+          <w:rStyle w:val="Strong"/>
           <w:rFonts w:eastAsiaTheme="majorEastAsia"/>
         </w:rPr>
         <w:t>tadqiqo</w:t>
       </w:r>
       <w:r>
         <w:rPr>
-          <w:rStyle w:val="ab"/>
+          <w:rStyle w:val="Strong"/>
           <w:rFonts w:eastAsiaTheme="majorEastAsia"/>
         </w:rPr>
         <w:t>d</w:t>
       </w:r>
       <w:r>
         <w:rPr>
-          <w:rStyle w:val="ab"/>
+          <w:rStyle w:val="Strong"/>
           <w:rFonts w:eastAsiaTheme="majorEastAsia"/>
         </w:rPr>
         <w:t>i</w:t>
@@ -3080,7 +3060,7 @@
     </w:p>
     <w:p>
       <w:pPr>
-        <w:pStyle w:val="aa"/>
+        <w:pStyle w:val="NormalWeb"/>
         <w:ind w:firstLine="720"/>
         <w:jc w:val="both"/>
       </w:pPr>
@@ -3506,18 +3486,18 @@
     </w:p>
     <w:p>
       <w:pPr>
-        <w:pStyle w:val="aa"/>
+        <w:pStyle w:val="NormalWeb"/>
         <w:ind w:firstLine="720"/>
         <w:jc w:val="both"/>
         <w:rPr>
-          <w:rStyle w:val="ab"/>
+          <w:rStyle w:val="Strong"/>
           <w:rFonts w:eastAsiaTheme="majorEastAsia"/>
         </w:rPr>
       </w:pPr>
       <w:proofErr w:type="spellStart"/>
       <w:r>
         <w:rPr>
-          <w:rStyle w:val="ab"/>
+          <w:rStyle w:val="Strong"/>
           <w:rFonts w:eastAsiaTheme="majorEastAsia"/>
         </w:rPr>
         <w:t>Muvaffaqiyatli</w:t>
@@ -3525,7 +3505,7 @@
       <w:proofErr w:type="spellEnd"/>
       <w:r>
         <w:rPr>
-          <w:rStyle w:val="ab"/>
+          <w:rStyle w:val="Strong"/>
           <w:rFonts w:eastAsiaTheme="majorEastAsia"/>
         </w:rPr>
         <w:t xml:space="preserve"> </w:t>
@@ -3533,7 +3513,7 @@
       <w:proofErr w:type="spellStart"/>
       <w:r>
         <w:rPr>
-          <w:rStyle w:val="ab"/>
+          <w:rStyle w:val="Strong"/>
           <w:rFonts w:eastAsiaTheme="majorEastAsia"/>
         </w:rPr>
         <w:t>korxonalarning</w:t>
@@ -3541,7 +3521,7 @@
       <w:proofErr w:type="spellEnd"/>
       <w:r>
         <w:rPr>
-          <w:rStyle w:val="ab"/>
+          <w:rStyle w:val="Strong"/>
           <w:rFonts w:eastAsiaTheme="majorEastAsia"/>
         </w:rPr>
         <w:t xml:space="preserve"> </w:t>
@@ -3549,7 +3529,7 @@
       <w:proofErr w:type="spellStart"/>
       <w:r>
         <w:rPr>
-          <w:rStyle w:val="ab"/>
+          <w:rStyle w:val="Strong"/>
           <w:rFonts w:eastAsiaTheme="majorEastAsia"/>
         </w:rPr>
         <w:t>tamoyillari</w:t>
@@ -3558,11 +3538,11 @@
     </w:p>
     <w:p>
       <w:pPr>
-        <w:pStyle w:val="aa"/>
+        <w:pStyle w:val="NormalWeb"/>
         <w:ind w:left="720"/>
         <w:jc w:val="both"/>
         <w:rPr>
-          <w:rStyle w:val="ab"/>
+          <w:rStyle w:val="Strong"/>
           <w:rFonts w:eastAsiaTheme="majorEastAsia"/>
           <w:b w:val="0"/>
           <w:bCs w:val="0"/>
@@ -3570,7 +3550,7 @@
       </w:pPr>
       <w:r>
         <w:rPr>
-          <w:rStyle w:val="ab"/>
+          <w:rStyle w:val="Strong"/>
           <w:rFonts w:eastAsiaTheme="majorEastAsia"/>
           <w:b w:val="0"/>
           <w:bCs w:val="0"/>
@@ -3580,7 +3560,7 @@
       <w:proofErr w:type="spellStart"/>
       <w:r>
         <w:rPr>
-          <w:rStyle w:val="ab"/>
+          <w:rStyle w:val="Strong"/>
           <w:rFonts w:eastAsiaTheme="majorEastAsia"/>
           <w:b w:val="0"/>
           <w:bCs w:val="0"/>
@@ -3590,7 +3570,7 @@
       <w:proofErr w:type="spellEnd"/>
       <w:r>
         <w:rPr>
-          <w:rStyle w:val="ab"/>
+          <w:rStyle w:val="Strong"/>
           <w:rFonts w:eastAsiaTheme="majorEastAsia"/>
           <w:b w:val="0"/>
           <w:bCs w:val="0"/>
@@ -3600,7 +3580,7 @@
       <w:proofErr w:type="spellStart"/>
       <w:r>
         <w:rPr>
-          <w:rStyle w:val="ab"/>
+          <w:rStyle w:val="Strong"/>
           <w:rFonts w:eastAsiaTheme="majorEastAsia"/>
           <w:b w:val="0"/>
           <w:bCs w:val="0"/>
@@ -3610,7 +3590,7 @@
       <w:proofErr w:type="spellEnd"/>
       <w:r>
         <w:rPr>
-          <w:rStyle w:val="ab"/>
+          <w:rStyle w:val="Strong"/>
           <w:rFonts w:eastAsiaTheme="majorEastAsia"/>
           <w:b w:val="0"/>
           <w:bCs w:val="0"/>
@@ -3620,7 +3600,7 @@
       <w:proofErr w:type="spellStart"/>
       <w:r>
         <w:rPr>
-          <w:rStyle w:val="ab"/>
+          <w:rStyle w:val="Strong"/>
           <w:rFonts w:eastAsiaTheme="majorEastAsia"/>
           <w:b w:val="0"/>
           <w:bCs w:val="0"/>
@@ -3630,7 +3610,7 @@
       <w:proofErr w:type="spellEnd"/>
       <w:r>
         <w:rPr>
-          <w:rStyle w:val="ab"/>
+          <w:rStyle w:val="Strong"/>
           <w:rFonts w:eastAsiaTheme="majorEastAsia"/>
           <w:b w:val="0"/>
           <w:bCs w:val="0"/>
@@ -3640,7 +3620,7 @@
       <w:proofErr w:type="spellStart"/>
       <w:r>
         <w:rPr>
-          <w:rStyle w:val="ab"/>
+          <w:rStyle w:val="Strong"/>
           <w:rFonts w:eastAsiaTheme="majorEastAsia"/>
           <w:b w:val="0"/>
           <w:bCs w:val="0"/>
@@ -3650,7 +3630,7 @@
       <w:proofErr w:type="spellEnd"/>
       <w:r>
         <w:rPr>
-          <w:rStyle w:val="ab"/>
+          <w:rStyle w:val="Strong"/>
           <w:rFonts w:eastAsiaTheme="majorEastAsia"/>
           <w:b w:val="0"/>
           <w:bCs w:val="0"/>
@@ -3660,7 +3640,7 @@
       <w:proofErr w:type="spellStart"/>
       <w:r>
         <w:rPr>
-          <w:rStyle w:val="ab"/>
+          <w:rStyle w:val="Strong"/>
           <w:rFonts w:eastAsiaTheme="majorEastAsia"/>
           <w:b w:val="0"/>
           <w:bCs w:val="0"/>
@@ -3670,7 +3650,7 @@
       <w:proofErr w:type="spellEnd"/>
       <w:r>
         <w:rPr>
-          <w:rStyle w:val="ab"/>
+          <w:rStyle w:val="Strong"/>
           <w:rFonts w:eastAsiaTheme="majorEastAsia"/>
           <w:b w:val="0"/>
           <w:bCs w:val="0"/>
@@ -3680,7 +3660,7 @@
       <w:proofErr w:type="spellStart"/>
       <w:r>
         <w:rPr>
-          <w:rStyle w:val="ab"/>
+          <w:rStyle w:val="Strong"/>
           <w:rFonts w:eastAsiaTheme="majorEastAsia"/>
           <w:b w:val="0"/>
           <w:bCs w:val="0"/>
@@ -3690,7 +3670,7 @@
       <w:proofErr w:type="spellEnd"/>
       <w:r>
         <w:rPr>
-          <w:rStyle w:val="ab"/>
+          <w:rStyle w:val="Strong"/>
           <w:rFonts w:eastAsiaTheme="majorEastAsia"/>
           <w:b w:val="0"/>
           <w:bCs w:val="0"/>
@@ -3700,7 +3680,7 @@
       <w:proofErr w:type="spellStart"/>
       <w:r>
         <w:rPr>
-          <w:rStyle w:val="ab"/>
+          <w:rStyle w:val="Strong"/>
           <w:rFonts w:eastAsiaTheme="majorEastAsia"/>
           <w:b w:val="0"/>
           <w:bCs w:val="0"/>
@@ -3710,7 +3690,7 @@
       <w:proofErr w:type="spellEnd"/>
       <w:r>
         <w:rPr>
-          <w:rStyle w:val="ab"/>
+          <w:rStyle w:val="Strong"/>
           <w:rFonts w:eastAsiaTheme="majorEastAsia"/>
           <w:b w:val="0"/>
           <w:bCs w:val="0"/>
@@ -3720,7 +3700,7 @@
       <w:proofErr w:type="spellStart"/>
       <w:r>
         <w:rPr>
-          <w:rStyle w:val="ab"/>
+          <w:rStyle w:val="Strong"/>
           <w:rFonts w:eastAsiaTheme="majorEastAsia"/>
           <w:b w:val="0"/>
           <w:bCs w:val="0"/>
@@ -3730,7 +3710,7 @@
       <w:proofErr w:type="spellEnd"/>
       <w:r>
         <w:rPr>
-          <w:rStyle w:val="ab"/>
+          <w:rStyle w:val="Strong"/>
           <w:rFonts w:eastAsiaTheme="majorEastAsia"/>
           <w:b w:val="0"/>
           <w:bCs w:val="0"/>
@@ -3740,7 +3720,7 @@
       <w:proofErr w:type="spellStart"/>
       <w:r>
         <w:rPr>
-          <w:rStyle w:val="ab"/>
+          <w:rStyle w:val="Strong"/>
           <w:rFonts w:eastAsiaTheme="majorEastAsia"/>
           <w:b w:val="0"/>
           <w:bCs w:val="0"/>
@@ -3750,7 +3730,7 @@
       <w:proofErr w:type="spellEnd"/>
       <w:r>
         <w:rPr>
-          <w:rStyle w:val="ab"/>
+          <w:rStyle w:val="Strong"/>
           <w:rFonts w:eastAsiaTheme="majorEastAsia"/>
           <w:b w:val="0"/>
           <w:bCs w:val="0"/>
@@ -3760,7 +3740,7 @@
       <w:proofErr w:type="spellStart"/>
       <w:r>
         <w:rPr>
-          <w:rStyle w:val="ab"/>
+          <w:rStyle w:val="Strong"/>
           <w:rFonts w:eastAsiaTheme="majorEastAsia"/>
           <w:b w:val="0"/>
           <w:bCs w:val="0"/>
@@ -3770,7 +3750,7 @@
       <w:proofErr w:type="spellEnd"/>
       <w:r>
         <w:rPr>
-          <w:rStyle w:val="ab"/>
+          <w:rStyle w:val="Strong"/>
           <w:rFonts w:eastAsiaTheme="majorEastAsia"/>
           <w:b w:val="0"/>
           <w:bCs w:val="0"/>
@@ -3780,7 +3760,7 @@
       <w:proofErr w:type="spellStart"/>
       <w:r>
         <w:rPr>
-          <w:rStyle w:val="ab"/>
+          <w:rStyle w:val="Strong"/>
           <w:rFonts w:eastAsiaTheme="majorEastAsia"/>
           <w:b w:val="0"/>
           <w:bCs w:val="0"/>
@@ -3790,7 +3770,7 @@
       <w:proofErr w:type="spellEnd"/>
       <w:r>
         <w:rPr>
-          <w:rStyle w:val="ab"/>
+          <w:rStyle w:val="Strong"/>
           <w:rFonts w:eastAsiaTheme="majorEastAsia"/>
           <w:b w:val="0"/>
           <w:bCs w:val="0"/>
@@ -3800,7 +3780,7 @@
       <w:proofErr w:type="spellStart"/>
       <w:r>
         <w:rPr>
-          <w:rStyle w:val="ab"/>
+          <w:rStyle w:val="Strong"/>
           <w:rFonts w:eastAsiaTheme="majorEastAsia"/>
           <w:b w:val="0"/>
           <w:bCs w:val="0"/>
@@ -3810,7 +3790,7 @@
       <w:proofErr w:type="spellEnd"/>
       <w:r>
         <w:rPr>
-          <w:rStyle w:val="ab"/>
+          <w:rStyle w:val="Strong"/>
           <w:rFonts w:eastAsiaTheme="majorEastAsia"/>
           <w:b w:val="0"/>
           <w:bCs w:val="0"/>
@@ -3820,7 +3800,7 @@
       <w:proofErr w:type="spellStart"/>
       <w:r>
         <w:rPr>
-          <w:rStyle w:val="ab"/>
+          <w:rStyle w:val="Strong"/>
           <w:rFonts w:eastAsiaTheme="majorEastAsia"/>
           <w:b w:val="0"/>
           <w:bCs w:val="0"/>
@@ -3830,7 +3810,7 @@
       <w:proofErr w:type="spellEnd"/>
       <w:r>
         <w:rPr>
-          <w:rStyle w:val="ab"/>
+          <w:rStyle w:val="Strong"/>
           <w:rFonts w:eastAsiaTheme="majorEastAsia"/>
           <w:b w:val="0"/>
           <w:bCs w:val="0"/>
@@ -3840,7 +3820,7 @@
       <w:proofErr w:type="spellStart"/>
       <w:r>
         <w:rPr>
-          <w:rStyle w:val="ab"/>
+          <w:rStyle w:val="Strong"/>
           <w:rFonts w:eastAsiaTheme="majorEastAsia"/>
           <w:b w:val="0"/>
           <w:bCs w:val="0"/>
@@ -3850,7 +3830,7 @@
       <w:proofErr w:type="spellEnd"/>
       <w:r>
         <w:rPr>
-          <w:rStyle w:val="ab"/>
+          <w:rStyle w:val="Strong"/>
           <w:rFonts w:eastAsiaTheme="majorEastAsia"/>
           <w:b w:val="0"/>
           <w:bCs w:val="0"/>
@@ -3860,7 +3840,7 @@
       <w:proofErr w:type="spellStart"/>
       <w:r>
         <w:rPr>
-          <w:rStyle w:val="ab"/>
+          <w:rStyle w:val="Strong"/>
           <w:rFonts w:eastAsiaTheme="majorEastAsia"/>
           <w:b w:val="0"/>
           <w:bCs w:val="0"/>
@@ -3870,7 +3850,7 @@
       <w:proofErr w:type="spellEnd"/>
       <w:r>
         <w:rPr>
-          <w:rStyle w:val="ab"/>
+          <w:rStyle w:val="Strong"/>
           <w:rFonts w:eastAsiaTheme="majorEastAsia"/>
           <w:b w:val="0"/>
           <w:bCs w:val="0"/>
@@ -3880,7 +3860,7 @@
       <w:proofErr w:type="spellStart"/>
       <w:r>
         <w:rPr>
-          <w:rStyle w:val="ab"/>
+          <w:rStyle w:val="Strong"/>
           <w:rFonts w:eastAsiaTheme="majorEastAsia"/>
           <w:b w:val="0"/>
           <w:bCs w:val="0"/>
@@ -3890,7 +3870,7 @@
       <w:proofErr w:type="spellEnd"/>
       <w:r>
         <w:rPr>
-          <w:rStyle w:val="ab"/>
+          <w:rStyle w:val="Strong"/>
           <w:rFonts w:eastAsiaTheme="majorEastAsia"/>
           <w:b w:val="0"/>
           <w:bCs w:val="0"/>
@@ -3900,7 +3880,7 @@
       <w:proofErr w:type="spellStart"/>
       <w:r>
         <w:rPr>
-          <w:rStyle w:val="ab"/>
+          <w:rStyle w:val="Strong"/>
           <w:rFonts w:eastAsiaTheme="majorEastAsia"/>
           <w:b w:val="0"/>
           <w:bCs w:val="0"/>
@@ -3910,7 +3890,7 @@
       <w:proofErr w:type="spellEnd"/>
       <w:r>
         <w:rPr>
-          <w:rStyle w:val="ab"/>
+          <w:rStyle w:val="Strong"/>
           <w:rFonts w:eastAsiaTheme="majorEastAsia"/>
           <w:b w:val="0"/>
           <w:bCs w:val="0"/>
@@ -3920,7 +3900,7 @@
       <w:proofErr w:type="spellStart"/>
       <w:r>
         <w:rPr>
-          <w:rStyle w:val="ab"/>
+          <w:rStyle w:val="Strong"/>
           <w:rFonts w:eastAsiaTheme="majorEastAsia"/>
           <w:b w:val="0"/>
           <w:bCs w:val="0"/>
@@ -3930,7 +3910,7 @@
       <w:proofErr w:type="spellEnd"/>
       <w:r>
         <w:rPr>
-          <w:rStyle w:val="ab"/>
+          <w:rStyle w:val="Strong"/>
           <w:rFonts w:eastAsiaTheme="majorEastAsia"/>
           <w:b w:val="0"/>
           <w:bCs w:val="0"/>
@@ -3940,7 +3920,7 @@
       <w:proofErr w:type="spellStart"/>
       <w:r>
         <w:rPr>
-          <w:rStyle w:val="ab"/>
+          <w:rStyle w:val="Strong"/>
           <w:rFonts w:eastAsiaTheme="majorEastAsia"/>
           <w:b w:val="0"/>
           <w:bCs w:val="0"/>
@@ -3950,7 +3930,7 @@
       <w:proofErr w:type="spellEnd"/>
       <w:r>
         <w:rPr>
-          <w:rStyle w:val="ab"/>
+          <w:rStyle w:val="Strong"/>
           <w:rFonts w:eastAsiaTheme="majorEastAsia"/>
           <w:b w:val="0"/>
           <w:bCs w:val="0"/>
@@ -3960,7 +3940,7 @@
       <w:proofErr w:type="spellStart"/>
       <w:r>
         <w:rPr>
-          <w:rStyle w:val="ab"/>
+          <w:rStyle w:val="Strong"/>
           <w:rFonts w:eastAsiaTheme="majorEastAsia"/>
           <w:b w:val="0"/>
           <w:bCs w:val="0"/>
@@ -3970,7 +3950,7 @@
       <w:proofErr w:type="spellEnd"/>
       <w:r>
         <w:rPr>
-          <w:rStyle w:val="ab"/>
+          <w:rStyle w:val="Strong"/>
           <w:rFonts w:eastAsiaTheme="majorEastAsia"/>
           <w:b w:val="0"/>
           <w:bCs w:val="0"/>
@@ -3980,7 +3960,7 @@
       <w:proofErr w:type="spellStart"/>
       <w:r>
         <w:rPr>
-          <w:rStyle w:val="ab"/>
+          <w:rStyle w:val="Strong"/>
           <w:rFonts w:eastAsiaTheme="majorEastAsia"/>
           <w:b w:val="0"/>
           <w:bCs w:val="0"/>
@@ -3990,7 +3970,7 @@
       <w:proofErr w:type="spellEnd"/>
       <w:r>
         <w:rPr>
-          <w:rStyle w:val="ab"/>
+          <w:rStyle w:val="Strong"/>
           <w:rFonts w:eastAsiaTheme="majorEastAsia"/>
           <w:b w:val="0"/>
           <w:bCs w:val="0"/>
@@ -4000,7 +3980,7 @@
       <w:proofErr w:type="spellStart"/>
       <w:r>
         <w:rPr>
-          <w:rStyle w:val="ab"/>
+          <w:rStyle w:val="Strong"/>
           <w:rFonts w:eastAsiaTheme="majorEastAsia"/>
           <w:b w:val="0"/>
           <w:bCs w:val="0"/>
@@ -4010,7 +3990,7 @@
       <w:proofErr w:type="spellEnd"/>
       <w:r>
         <w:rPr>
-          <w:rStyle w:val="ab"/>
+          <w:rStyle w:val="Strong"/>
           <w:rFonts w:eastAsiaTheme="majorEastAsia"/>
           <w:b w:val="0"/>
           <w:bCs w:val="0"/>
@@ -4020,7 +4000,7 @@
       <w:proofErr w:type="spellStart"/>
       <w:r>
         <w:rPr>
-          <w:rStyle w:val="ab"/>
+          <w:rStyle w:val="Strong"/>
           <w:rFonts w:eastAsiaTheme="majorEastAsia"/>
           <w:b w:val="0"/>
           <w:bCs w:val="0"/>
@@ -4030,7 +4010,7 @@
       <w:proofErr w:type="spellEnd"/>
       <w:r>
         <w:rPr>
-          <w:rStyle w:val="ab"/>
+          <w:rStyle w:val="Strong"/>
           <w:rFonts w:eastAsiaTheme="majorEastAsia"/>
           <w:b w:val="0"/>
           <w:bCs w:val="0"/>
@@ -4040,7 +4020,7 @@
       <w:proofErr w:type="spellStart"/>
       <w:r>
         <w:rPr>
-          <w:rStyle w:val="ab"/>
+          <w:rStyle w:val="Strong"/>
           <w:rFonts w:eastAsiaTheme="majorEastAsia"/>
           <w:b w:val="0"/>
           <w:bCs w:val="0"/>
@@ -4050,7 +4030,7 @@
       <w:proofErr w:type="spellEnd"/>
       <w:r>
         <w:rPr>
-          <w:rStyle w:val="ab"/>
+          <w:rStyle w:val="Strong"/>
           <w:rFonts w:eastAsiaTheme="majorEastAsia"/>
           <w:b w:val="0"/>
           <w:bCs w:val="0"/>
@@ -4060,18 +4040,18 @@
     </w:p>
     <w:p>
       <w:pPr>
-        <w:pStyle w:val="aa"/>
+        <w:pStyle w:val="NormalWeb"/>
         <w:ind w:left="720"/>
         <w:jc w:val="both"/>
         <w:rPr>
-          <w:rStyle w:val="ab"/>
+          <w:rStyle w:val="Strong"/>
           <w:rFonts w:eastAsiaTheme="majorEastAsia"/>
         </w:rPr>
       </w:pPr>
       <w:proofErr w:type="spellStart"/>
       <w:r>
         <w:rPr>
-          <w:rStyle w:val="ab"/>
+          <w:rStyle w:val="Strong"/>
           <w:rFonts w:eastAsiaTheme="majorEastAsia"/>
         </w:rPr>
         <w:t>O’zimning</w:t>
@@ -4079,7 +4059,7 @@
       <w:proofErr w:type="spellEnd"/>
       <w:r>
         <w:rPr>
-          <w:rStyle w:val="ab"/>
+          <w:rStyle w:val="Strong"/>
           <w:rFonts w:eastAsiaTheme="majorEastAsia"/>
         </w:rPr>
         <w:t xml:space="preserve"> </w:t>
@@ -4087,14 +4067,14 @@
       <w:proofErr w:type="spellStart"/>
       <w:r>
         <w:rPr>
-          <w:rStyle w:val="ab"/>
+          <w:rStyle w:val="Strong"/>
           <w:rFonts w:eastAsiaTheme="majorEastAsia"/>
         </w:rPr>
         <w:t>s</w:t>
       </w:r>
       <w:r>
         <w:rPr>
-          <w:rStyle w:val="ab"/>
+          <w:rStyle w:val="Strong"/>
           <w:rFonts w:eastAsiaTheme="majorEastAsia"/>
         </w:rPr>
         <w:t>haxsiy</w:t>
@@ -4102,7 +4082,7 @@
       <w:proofErr w:type="spellEnd"/>
       <w:r>
         <w:rPr>
-          <w:rStyle w:val="ab"/>
+          <w:rStyle w:val="Strong"/>
           <w:rFonts w:eastAsiaTheme="majorEastAsia"/>
         </w:rPr>
         <w:t xml:space="preserve"> </w:t>
@@ -4110,7 +4090,7 @@
       <w:proofErr w:type="spellStart"/>
       <w:r>
         <w:rPr>
-          <w:rStyle w:val="ab"/>
+          <w:rStyle w:val="Strong"/>
           <w:rFonts w:eastAsiaTheme="majorEastAsia"/>
         </w:rPr>
         <w:t>skillarimni</w:t>
@@ -4118,7 +4098,7 @@
       <w:proofErr w:type="spellEnd"/>
       <w:r>
         <w:rPr>
-          <w:rStyle w:val="ab"/>
+          <w:rStyle w:val="Strong"/>
           <w:rFonts w:eastAsiaTheme="majorEastAsia"/>
         </w:rPr>
         <w:t xml:space="preserve"> </w:t>
@@ -4126,7 +4106,7 @@
       <w:proofErr w:type="spellStart"/>
       <w:r>
         <w:rPr>
-          <w:rStyle w:val="ab"/>
+          <w:rStyle w:val="Strong"/>
           <w:rFonts w:eastAsiaTheme="majorEastAsia"/>
         </w:rPr>
         <w:t>baholash</w:t>
@@ -4135,7 +4115,7 @@
     </w:p>
     <w:p>
       <w:pPr>
-        <w:pStyle w:val="aa"/>
+        <w:pStyle w:val="NormalWeb"/>
         <w:ind w:left="720"/>
         <w:jc w:val="both"/>
       </w:pPr>
@@ -4294,17 +4274,17 @@
     </w:p>
     <w:p>
       <w:pPr>
-        <w:pStyle w:val="aa"/>
+        <w:pStyle w:val="NormalWeb"/>
         <w:ind w:left="720"/>
         <w:jc w:val="both"/>
         <w:rPr>
-          <w:rStyle w:val="ab"/>
+          <w:rStyle w:val="Strong"/>
           <w:rFonts w:eastAsiaTheme="majorEastAsia"/>
         </w:rPr>
       </w:pPr>
       <w:r>
         <w:rPr>
-          <w:rStyle w:val="ab"/>
+          <w:rStyle w:val="Strong"/>
           <w:rFonts w:eastAsiaTheme="majorEastAsia"/>
         </w:rPr>
         <w:t xml:space="preserve">IT </w:t>
@@ -4312,7 +4292,7 @@
       <w:proofErr w:type="spellStart"/>
       <w:r>
         <w:rPr>
-          <w:rStyle w:val="ab"/>
+          <w:rStyle w:val="Strong"/>
           <w:rFonts w:eastAsiaTheme="majorEastAsia"/>
         </w:rPr>
         <w:t>tovarim</w:t>
@@ -4320,7 +4300,7 @@
       <w:proofErr w:type="spellEnd"/>
       <w:r>
         <w:rPr>
-          <w:rStyle w:val="ab"/>
+          <w:rStyle w:val="Strong"/>
           <w:rFonts w:eastAsiaTheme="majorEastAsia"/>
         </w:rPr>
         <w:t xml:space="preserve"> </w:t>
@@ -4328,7 +4308,7 @@
       <w:proofErr w:type="spellStart"/>
       <w:r>
         <w:rPr>
-          <w:rStyle w:val="ab"/>
+          <w:rStyle w:val="Strong"/>
           <w:rFonts w:eastAsiaTheme="majorEastAsia"/>
         </w:rPr>
         <w:t>uchun</w:t>
@@ -4336,7 +4316,7 @@
       <w:proofErr w:type="spellEnd"/>
       <w:r>
         <w:rPr>
-          <w:rStyle w:val="ab"/>
+          <w:rStyle w:val="Strong"/>
           <w:rFonts w:eastAsiaTheme="majorEastAsia"/>
         </w:rPr>
         <w:t xml:space="preserve"> marketing </w:t>
@@ -4344,7 +4324,7 @@
       <w:proofErr w:type="spellStart"/>
       <w:r>
         <w:rPr>
-          <w:rStyle w:val="ab"/>
+          <w:rStyle w:val="Strong"/>
           <w:rFonts w:eastAsiaTheme="majorEastAsia"/>
         </w:rPr>
         <w:t>rejalarini</w:t>
@@ -4352,7 +4332,7 @@
       <w:proofErr w:type="spellEnd"/>
       <w:r>
         <w:rPr>
-          <w:rStyle w:val="ab"/>
+          <w:rStyle w:val="Strong"/>
           <w:rFonts w:eastAsiaTheme="majorEastAsia"/>
         </w:rPr>
         <w:t xml:space="preserve"> </w:t>
@@ -4360,7 +4340,7 @@
       <w:proofErr w:type="spellStart"/>
       <w:r>
         <w:rPr>
-          <w:rStyle w:val="ab"/>
+          <w:rStyle w:val="Strong"/>
           <w:rFonts w:eastAsiaTheme="majorEastAsia"/>
         </w:rPr>
         <w:t>tuzish</w:t>
@@ -4369,7 +4349,7 @@
     </w:p>
     <w:p>
       <w:pPr>
-        <w:pStyle w:val="aa"/>
+        <w:pStyle w:val="NormalWeb"/>
         <w:ind w:left="720"/>
         <w:jc w:val="both"/>
       </w:pPr>
@@ -4464,18 +4444,18 @@
     </w:p>
     <w:p>
       <w:pPr>
-        <w:pStyle w:val="aa"/>
+        <w:pStyle w:val="NormalWeb"/>
         <w:ind w:left="720"/>
         <w:jc w:val="both"/>
         <w:rPr>
-          <w:rStyle w:val="ab"/>
+          <w:rStyle w:val="Strong"/>
           <w:rFonts w:eastAsiaTheme="majorEastAsia"/>
         </w:rPr>
       </w:pPr>
       <w:proofErr w:type="spellStart"/>
       <w:r>
         <w:rPr>
-          <w:rStyle w:val="ab"/>
+          <w:rStyle w:val="Strong"/>
           <w:rFonts w:eastAsiaTheme="majorEastAsia"/>
         </w:rPr>
         <w:t>Kompanya</w:t>
@@ -4483,7 +4463,7 @@
       <w:proofErr w:type="spellEnd"/>
       <w:r>
         <w:rPr>
-          <w:rStyle w:val="ab"/>
+          <w:rStyle w:val="Strong"/>
           <w:rFonts w:eastAsiaTheme="majorEastAsia"/>
         </w:rPr>
         <w:t xml:space="preserve"> </w:t>
@@ -4491,7 +4471,7 @@
       <w:proofErr w:type="spellStart"/>
       <w:r>
         <w:rPr>
-          <w:rStyle w:val="ab"/>
+          <w:rStyle w:val="Strong"/>
           <w:rFonts w:eastAsiaTheme="majorEastAsia"/>
         </w:rPr>
         <w:t>boshlash</w:t>
@@ -4499,7 +4479,7 @@
       <w:proofErr w:type="spellEnd"/>
       <w:r>
         <w:rPr>
-          <w:rStyle w:val="ab"/>
+          <w:rStyle w:val="Strong"/>
           <w:rFonts w:eastAsiaTheme="majorEastAsia"/>
         </w:rPr>
         <w:t xml:space="preserve"> </w:t>
@@ -4507,7 +4487,7 @@
       <w:proofErr w:type="spellStart"/>
       <w:r>
         <w:rPr>
-          <w:rStyle w:val="ab"/>
+          <w:rStyle w:val="Strong"/>
           <w:rFonts w:eastAsiaTheme="majorEastAsia"/>
         </w:rPr>
         <w:t>rejasi</w:t>
@@ -4516,7 +4496,7 @@
     </w:p>
     <w:p>
       <w:pPr>
-        <w:pStyle w:val="aa"/>
+        <w:pStyle w:val="NormalWeb"/>
         <w:ind w:left="720"/>
         <w:jc w:val="both"/>
         <w:rPr>
@@ -4527,7 +4507,7 @@
       <w:proofErr w:type="spellStart"/>
       <w:r>
         <w:rPr>
-          <w:rStyle w:val="ab"/>
+          <w:rStyle w:val="Strong"/>
           <w:rFonts w:eastAsiaTheme="majorEastAsia"/>
           <w:b w:val="0"/>
           <w:bCs w:val="0"/>
@@ -4537,7 +4517,7 @@
       <w:proofErr w:type="spellEnd"/>
       <w:r>
         <w:rPr>
-          <w:rStyle w:val="ab"/>
+          <w:rStyle w:val="Strong"/>
           <w:rFonts w:eastAsiaTheme="majorEastAsia"/>
           <w:b w:val="0"/>
           <w:bCs w:val="0"/>
@@ -4547,7 +4527,7 @@
       <w:proofErr w:type="spellStart"/>
       <w:r>
         <w:rPr>
-          <w:rStyle w:val="ab"/>
+          <w:rStyle w:val="Strong"/>
           <w:rFonts w:eastAsiaTheme="majorEastAsia"/>
           <w:b w:val="0"/>
           <w:bCs w:val="0"/>
@@ -4557,7 +4537,7 @@
       <w:proofErr w:type="spellEnd"/>
       <w:r>
         <w:rPr>
-          <w:rStyle w:val="ab"/>
+          <w:rStyle w:val="Strong"/>
           <w:rFonts w:eastAsiaTheme="majorEastAsia"/>
           <w:b w:val="0"/>
           <w:bCs w:val="0"/>
@@ -4567,7 +4547,7 @@
       <w:proofErr w:type="spellStart"/>
       <w:r>
         <w:rPr>
-          <w:rStyle w:val="ab"/>
+          <w:rStyle w:val="Strong"/>
           <w:rFonts w:eastAsiaTheme="majorEastAsia"/>
           <w:b w:val="0"/>
           <w:bCs w:val="0"/>
@@ -4577,7 +4557,7 @@
       <w:proofErr w:type="spellEnd"/>
       <w:r>
         <w:rPr>
-          <w:rStyle w:val="ab"/>
+          <w:rStyle w:val="Strong"/>
           <w:rFonts w:eastAsiaTheme="majorEastAsia"/>
           <w:b w:val="0"/>
           <w:bCs w:val="0"/>
@@ -4587,7 +4567,7 @@
       <w:proofErr w:type="spellStart"/>
       <w:r>
         <w:rPr>
-          <w:rStyle w:val="ab"/>
+          <w:rStyle w:val="Strong"/>
           <w:rFonts w:eastAsiaTheme="majorEastAsia"/>
           <w:b w:val="0"/>
           <w:bCs w:val="0"/>
@@ -4597,7 +4577,7 @@
       <w:proofErr w:type="spellEnd"/>
       <w:r>
         <w:rPr>
-          <w:rStyle w:val="ab"/>
+          <w:rStyle w:val="Strong"/>
           <w:rFonts w:eastAsiaTheme="majorEastAsia"/>
           <w:b w:val="0"/>
           <w:bCs w:val="0"/>
@@ -4607,7 +4587,7 @@
       <w:proofErr w:type="spellStart"/>
       <w:r>
         <w:rPr>
-          <w:rStyle w:val="ab"/>
+          <w:rStyle w:val="Strong"/>
           <w:rFonts w:eastAsiaTheme="majorEastAsia"/>
           <w:b w:val="0"/>
           <w:bCs w:val="0"/>
@@ -4617,7 +4597,7 @@
       <w:proofErr w:type="spellEnd"/>
       <w:r>
         <w:rPr>
-          <w:rStyle w:val="ab"/>
+          <w:rStyle w:val="Strong"/>
           <w:rFonts w:eastAsiaTheme="majorEastAsia"/>
           <w:b w:val="0"/>
           <w:bCs w:val="0"/>
@@ -4627,7 +4607,7 @@
       <w:proofErr w:type="spellStart"/>
       <w:r>
         <w:rPr>
-          <w:rStyle w:val="ab"/>
+          <w:rStyle w:val="Strong"/>
           <w:rFonts w:eastAsiaTheme="majorEastAsia"/>
           <w:b w:val="0"/>
           <w:bCs w:val="0"/>
@@ -4637,7 +4617,7 @@
       <w:proofErr w:type="spellEnd"/>
       <w:r>
         <w:rPr>
-          <w:rStyle w:val="ab"/>
+          <w:rStyle w:val="Strong"/>
           <w:rFonts w:eastAsiaTheme="majorEastAsia"/>
           <w:b w:val="0"/>
           <w:bCs w:val="0"/>
@@ -4647,7 +4627,7 @@
       <w:proofErr w:type="spellStart"/>
       <w:r>
         <w:rPr>
-          <w:rStyle w:val="ab"/>
+          <w:rStyle w:val="Strong"/>
           <w:rFonts w:eastAsiaTheme="majorEastAsia"/>
           <w:b w:val="0"/>
           <w:bCs w:val="0"/>
@@ -4657,7 +4637,7 @@
       <w:proofErr w:type="spellEnd"/>
       <w:r>
         <w:rPr>
-          <w:rStyle w:val="ab"/>
+          <w:rStyle w:val="Strong"/>
           <w:rFonts w:eastAsiaTheme="majorEastAsia"/>
           <w:b w:val="0"/>
           <w:bCs w:val="0"/>
@@ -4667,7 +4647,7 @@
       <w:proofErr w:type="spellStart"/>
       <w:r>
         <w:rPr>
-          <w:rStyle w:val="ab"/>
+          <w:rStyle w:val="Strong"/>
           <w:rFonts w:eastAsiaTheme="majorEastAsia"/>
           <w:b w:val="0"/>
           <w:bCs w:val="0"/>
@@ -4677,7 +4657,7 @@
       <w:proofErr w:type="spellEnd"/>
       <w:r>
         <w:rPr>
-          <w:rStyle w:val="ab"/>
+          <w:rStyle w:val="Strong"/>
           <w:rFonts w:eastAsiaTheme="majorEastAsia"/>
           <w:b w:val="0"/>
           <w:bCs w:val="0"/>
@@ -4687,7 +4667,7 @@
       <w:proofErr w:type="spellStart"/>
       <w:r>
         <w:rPr>
-          <w:rStyle w:val="ab"/>
+          <w:rStyle w:val="Strong"/>
           <w:rFonts w:eastAsiaTheme="majorEastAsia"/>
           <w:b w:val="0"/>
           <w:bCs w:val="0"/>
@@ -4697,7 +4677,7 @@
       <w:proofErr w:type="spellEnd"/>
       <w:r>
         <w:rPr>
-          <w:rStyle w:val="ab"/>
+          <w:rStyle w:val="Strong"/>
           <w:rFonts w:eastAsiaTheme="majorEastAsia"/>
           <w:b w:val="0"/>
           <w:bCs w:val="0"/>
@@ -4707,7 +4687,7 @@
       <w:proofErr w:type="spellStart"/>
       <w:r>
         <w:rPr>
-          <w:rStyle w:val="ab"/>
+          <w:rStyle w:val="Strong"/>
           <w:rFonts w:eastAsiaTheme="majorEastAsia"/>
           <w:b w:val="0"/>
           <w:bCs w:val="0"/>
@@ -4717,7 +4697,7 @@
       <w:proofErr w:type="spellEnd"/>
       <w:r>
         <w:rPr>
-          <w:rStyle w:val="ab"/>
+          <w:rStyle w:val="Strong"/>
           <w:rFonts w:eastAsiaTheme="majorEastAsia"/>
           <w:b w:val="0"/>
           <w:bCs w:val="0"/>
@@ -4727,7 +4707,7 @@
       <w:proofErr w:type="spellStart"/>
       <w:r>
         <w:rPr>
-          <w:rStyle w:val="ab"/>
+          <w:rStyle w:val="Strong"/>
           <w:rFonts w:eastAsiaTheme="majorEastAsia"/>
           <w:b w:val="0"/>
           <w:bCs w:val="0"/>
@@ -4737,7 +4717,7 @@
       <w:proofErr w:type="spellEnd"/>
       <w:r>
         <w:rPr>
-          <w:rStyle w:val="ab"/>
+          <w:rStyle w:val="Strong"/>
           <w:rFonts w:eastAsiaTheme="majorEastAsia"/>
           <w:b w:val="0"/>
           <w:bCs w:val="0"/>
@@ -4747,7 +4727,7 @@
       <w:proofErr w:type="spellStart"/>
       <w:r>
         <w:rPr>
-          <w:rStyle w:val="ab"/>
+          <w:rStyle w:val="Strong"/>
           <w:rFonts w:eastAsiaTheme="majorEastAsia"/>
           <w:b w:val="0"/>
           <w:bCs w:val="0"/>
@@ -4757,7 +4737,7 @@
       <w:proofErr w:type="spellEnd"/>
       <w:r>
         <w:rPr>
-          <w:rStyle w:val="ab"/>
+          <w:rStyle w:val="Strong"/>
           <w:rFonts w:eastAsiaTheme="majorEastAsia"/>
           <w:b w:val="0"/>
           <w:bCs w:val="0"/>
@@ -4767,7 +4747,7 @@
       <w:proofErr w:type="spellStart"/>
       <w:r>
         <w:rPr>
-          <w:rStyle w:val="ab"/>
+          <w:rStyle w:val="Strong"/>
           <w:rFonts w:eastAsiaTheme="majorEastAsia"/>
           <w:b w:val="0"/>
           <w:bCs w:val="0"/>
@@ -4777,7 +4757,7 @@
       <w:proofErr w:type="spellEnd"/>
       <w:r>
         <w:rPr>
-          <w:rStyle w:val="ab"/>
+          <w:rStyle w:val="Strong"/>
           <w:rFonts w:eastAsiaTheme="majorEastAsia"/>
           <w:b w:val="0"/>
           <w:bCs w:val="0"/>
@@ -4787,7 +4767,7 @@
       <w:proofErr w:type="spellStart"/>
       <w:r>
         <w:rPr>
-          <w:rStyle w:val="ab"/>
+          <w:rStyle w:val="Strong"/>
           <w:rFonts w:eastAsiaTheme="majorEastAsia"/>
           <w:b w:val="0"/>
           <w:bCs w:val="0"/>
@@ -4797,7 +4777,7 @@
       <w:proofErr w:type="spellEnd"/>
       <w:r>
         <w:rPr>
-          <w:rStyle w:val="ab"/>
+          <w:rStyle w:val="Strong"/>
           <w:rFonts w:eastAsiaTheme="majorEastAsia"/>
           <w:b w:val="0"/>
           <w:bCs w:val="0"/>
@@ -4807,7 +4787,7 @@
       <w:proofErr w:type="spellStart"/>
       <w:r>
         <w:rPr>
-          <w:rStyle w:val="ab"/>
+          <w:rStyle w:val="Strong"/>
           <w:rFonts w:eastAsiaTheme="majorEastAsia"/>
           <w:b w:val="0"/>
           <w:bCs w:val="0"/>
@@ -4817,7 +4797,7 @@
       <w:proofErr w:type="spellEnd"/>
       <w:r>
         <w:rPr>
-          <w:rStyle w:val="ab"/>
+          <w:rStyle w:val="Strong"/>
           <w:rFonts w:eastAsiaTheme="majorEastAsia"/>
           <w:b w:val="0"/>
           <w:bCs w:val="0"/>
@@ -4827,7 +4807,7 @@
       <w:proofErr w:type="spellStart"/>
       <w:r>
         <w:rPr>
-          <w:rStyle w:val="ab"/>
+          <w:rStyle w:val="Strong"/>
           <w:rFonts w:eastAsiaTheme="majorEastAsia"/>
           <w:b w:val="0"/>
           <w:bCs w:val="0"/>
@@ -4837,7 +4817,7 @@
       <w:proofErr w:type="spellEnd"/>
       <w:r>
         <w:rPr>
-          <w:rStyle w:val="ab"/>
+          <w:rStyle w:val="Strong"/>
           <w:rFonts w:eastAsiaTheme="majorEastAsia"/>
           <w:b w:val="0"/>
           <w:bCs w:val="0"/>
@@ -4847,7 +4827,7 @@
       <w:proofErr w:type="spellStart"/>
       <w:r>
         <w:rPr>
-          <w:rStyle w:val="ab"/>
+          <w:rStyle w:val="Strong"/>
           <w:rFonts w:eastAsiaTheme="majorEastAsia"/>
           <w:b w:val="0"/>
           <w:bCs w:val="0"/>
@@ -4857,7 +4837,7 @@
       <w:proofErr w:type="spellEnd"/>
       <w:r>
         <w:rPr>
-          <w:rStyle w:val="ab"/>
+          <w:rStyle w:val="Strong"/>
           <w:rFonts w:eastAsiaTheme="majorEastAsia"/>
           <w:b w:val="0"/>
           <w:bCs w:val="0"/>
@@ -4867,7 +4847,7 @@
       <w:proofErr w:type="spellStart"/>
       <w:r>
         <w:rPr>
-          <w:rStyle w:val="ab"/>
+          <w:rStyle w:val="Strong"/>
           <w:rFonts w:eastAsiaTheme="majorEastAsia"/>
           <w:b w:val="0"/>
           <w:bCs w:val="0"/>
@@ -4877,7 +4857,7 @@
       <w:proofErr w:type="spellEnd"/>
       <w:r>
         <w:rPr>
-          <w:rStyle w:val="ab"/>
+          <w:rStyle w:val="Strong"/>
           <w:rFonts w:eastAsiaTheme="majorEastAsia"/>
           <w:b w:val="0"/>
           <w:bCs w:val="0"/>
@@ -4887,7 +4867,7 @@
     </w:p>
     <w:p>
       <w:pPr>
-        <w:pStyle w:val="aa"/>
+        <w:pStyle w:val="NormalWeb"/>
         <w:jc w:val="both"/>
       </w:pPr>
       <w:r>
@@ -5157,7 +5137,7 @@
     </w:p>
     <w:p>
       <w:pPr>
-        <w:pStyle w:val="aa"/>
+        <w:pStyle w:val="NormalWeb"/>
         <w:ind w:firstLine="720"/>
         <w:jc w:val="both"/>
       </w:pPr>
@@ -5194,7 +5174,7 @@
     </w:p>
     <w:p>
       <w:pPr>
-        <w:pStyle w:val="aa"/>
+        <w:pStyle w:val="NormalWeb"/>
         <w:spacing w:before="80" w:beforeAutospacing="0" w:after="0" w:afterAutospacing="0"/>
         <w:jc w:val="both"/>
         <w:rPr>
@@ -5207,7 +5187,7 @@
     </w:p>
     <w:p>
       <w:pPr>
-        <w:pStyle w:val="aa"/>
+        <w:pStyle w:val="NormalWeb"/>
         <w:spacing w:before="80" w:beforeAutospacing="0" w:after="0" w:afterAutospacing="0"/>
         <w:jc w:val="both"/>
         <w:rPr>
@@ -5229,7 +5209,7 @@
     </w:p>
     <w:p>
       <w:pPr>
-        <w:pStyle w:val="aa"/>
+        <w:pStyle w:val="NormalWeb"/>
         <w:spacing w:before="80" w:beforeAutospacing="0" w:after="0" w:afterAutospacing="0"/>
         <w:jc w:val="both"/>
         <w:rPr>
@@ -5252,11 +5232,11 @@
     </w:p>
     <w:p>
       <w:pPr>
-        <w:pStyle w:val="aa"/>
+        <w:pStyle w:val="NormalWeb"/>
         <w:spacing w:before="80" w:beforeAutospacing="0" w:after="0" w:afterAutospacing="0"/>
         <w:jc w:val="both"/>
         <w:rPr>
-          <w:rStyle w:val="ab"/>
+          <w:rStyle w:val="Strong"/>
           <w:rFonts w:eastAsiaTheme="majorEastAsia"/>
         </w:rPr>
       </w:pPr>
@@ -5272,7 +5252,7 @@
       <w:proofErr w:type="spellStart"/>
       <w:r>
         <w:rPr>
-          <w:rStyle w:val="ab"/>
+          <w:rStyle w:val="Strong"/>
           <w:rFonts w:eastAsiaTheme="majorEastAsia"/>
         </w:rPr>
         <w:t>Axborot</w:t>
@@ -5280,7 +5260,7 @@
       <w:proofErr w:type="spellEnd"/>
       <w:r>
         <w:rPr>
-          <w:rStyle w:val="ab"/>
+          <w:rStyle w:val="Strong"/>
           <w:rFonts w:eastAsiaTheme="majorEastAsia"/>
         </w:rPr>
         <w:t xml:space="preserve"> </w:t>
@@ -5288,7 +5268,7 @@
       <w:proofErr w:type="spellStart"/>
       <w:r>
         <w:rPr>
-          <w:rStyle w:val="ab"/>
+          <w:rStyle w:val="Strong"/>
           <w:rFonts w:eastAsiaTheme="majorEastAsia"/>
         </w:rPr>
         <w:t>texnologiyalari</w:t>
@@ -5296,7 +5276,7 @@
       <w:proofErr w:type="spellEnd"/>
       <w:r>
         <w:rPr>
-          <w:rStyle w:val="ab"/>
+          <w:rStyle w:val="Strong"/>
           <w:rFonts w:eastAsiaTheme="majorEastAsia"/>
         </w:rPr>
         <w:t xml:space="preserve"> </w:t>
@@ -5304,7 +5284,7 @@
       <w:proofErr w:type="spellStart"/>
       <w:r>
         <w:rPr>
-          <w:rStyle w:val="ab"/>
+          <w:rStyle w:val="Strong"/>
           <w:rFonts w:eastAsiaTheme="majorEastAsia"/>
         </w:rPr>
         <w:t>sohasidagi</w:t>
@@ -5312,7 +5292,7 @@
       <w:proofErr w:type="spellEnd"/>
       <w:r>
         <w:rPr>
-          <w:rStyle w:val="ab"/>
+          <w:rStyle w:val="Strong"/>
           <w:rFonts w:eastAsiaTheme="majorEastAsia"/>
         </w:rPr>
         <w:t xml:space="preserve"> </w:t>
@@ -5320,7 +5300,7 @@
       <w:proofErr w:type="spellStart"/>
       <w:r>
         <w:rPr>
-          <w:rStyle w:val="ab"/>
+          <w:rStyle w:val="Strong"/>
           <w:rFonts w:eastAsiaTheme="majorEastAsia"/>
         </w:rPr>
         <w:t>korxona</w:t>
@@ -5328,7 +5308,7 @@
       <w:proofErr w:type="spellEnd"/>
       <w:r>
         <w:rPr>
-          <w:rStyle w:val="ab"/>
+          <w:rStyle w:val="Strong"/>
           <w:rFonts w:eastAsiaTheme="majorEastAsia"/>
         </w:rPr>
         <w:t xml:space="preserve"> </w:t>
@@ -5336,7 +5316,7 @@
       <w:proofErr w:type="spellStart"/>
       <w:r>
         <w:rPr>
-          <w:rStyle w:val="ab"/>
+          <w:rStyle w:val="Strong"/>
           <w:rFonts w:eastAsiaTheme="majorEastAsia"/>
         </w:rPr>
         <w:t>va</w:t>
@@ -5344,7 +5324,7 @@
       <w:proofErr w:type="spellEnd"/>
       <w:r>
         <w:rPr>
-          <w:rStyle w:val="ab"/>
+          <w:rStyle w:val="Strong"/>
           <w:rFonts w:eastAsiaTheme="majorEastAsia"/>
         </w:rPr>
         <w:t xml:space="preserve"> </w:t>
@@ -5352,7 +5332,7 @@
       <w:proofErr w:type="spellStart"/>
       <w:r>
         <w:rPr>
-          <w:rStyle w:val="ab"/>
+          <w:rStyle w:val="Strong"/>
           <w:rFonts w:eastAsiaTheme="majorEastAsia"/>
         </w:rPr>
         <w:t>tadbirkorlarning</w:t>
@@ -5360,7 +5340,7 @@
       <w:proofErr w:type="spellEnd"/>
       <w:r>
         <w:rPr>
-          <w:rStyle w:val="ab"/>
+          <w:rStyle w:val="Strong"/>
           <w:rFonts w:eastAsiaTheme="majorEastAsia"/>
         </w:rPr>
         <w:t xml:space="preserve"> </w:t>
@@ -5368,7 +5348,7 @@
       <w:proofErr w:type="spellStart"/>
       <w:r>
         <w:rPr>
-          <w:rStyle w:val="ab"/>
+          <w:rStyle w:val="Strong"/>
           <w:rFonts w:eastAsiaTheme="majorEastAsia"/>
         </w:rPr>
         <w:t>mohiyatini</w:t>
@@ -5376,7 +5356,7 @@
       <w:proofErr w:type="spellEnd"/>
       <w:r>
         <w:rPr>
-          <w:rStyle w:val="ab"/>
+          <w:rStyle w:val="Strong"/>
           <w:rFonts w:eastAsiaTheme="majorEastAsia"/>
         </w:rPr>
         <w:t xml:space="preserve"> </w:t>
@@ -5385,7 +5365,7 @@
       <w:proofErr w:type="gramStart"/>
       <w:r>
         <w:rPr>
-          <w:rStyle w:val="ab"/>
+          <w:rStyle w:val="Strong"/>
           <w:rFonts w:eastAsiaTheme="majorEastAsia"/>
         </w:rPr>
         <w:t>o‘</w:t>
@@ -5393,7 +5373,7 @@
       <w:proofErr w:type="gramEnd"/>
       <w:r>
         <w:rPr>
-          <w:rStyle w:val="ab"/>
+          <w:rStyle w:val="Strong"/>
           <w:rFonts w:eastAsiaTheme="majorEastAsia"/>
         </w:rPr>
         <w:t>rganish</w:t>
@@ -5402,7 +5382,7 @@
     </w:p>
     <w:p>
       <w:pPr>
-        <w:pStyle w:val="aa"/>
+        <w:pStyle w:val="NormalWeb"/>
         <w:jc w:val="both"/>
       </w:pPr>
       <w:proofErr w:type="spellStart"/>
@@ -6758,7 +6738,7 @@
     </w:p>
     <w:p>
       <w:pPr>
-        <w:pStyle w:val="aa"/>
+        <w:pStyle w:val="NormalWeb"/>
         <w:jc w:val="both"/>
         <w:rPr>
           <w:lang w:eastAsia="zh-CN"/>
@@ -6767,7 +6747,7 @@
       <w:proofErr w:type="spellStart"/>
       <w:r>
         <w:rPr>
-          <w:rStyle w:val="ab"/>
+          <w:rStyle w:val="Strong"/>
           <w:rFonts w:eastAsiaTheme="majorEastAsia"/>
         </w:rPr>
         <w:t>Axborot</w:t>
@@ -6775,7 +6755,7 @@
       <w:proofErr w:type="spellEnd"/>
       <w:r>
         <w:rPr>
-          <w:rStyle w:val="ab"/>
+          <w:rStyle w:val="Strong"/>
           <w:rFonts w:eastAsiaTheme="majorEastAsia"/>
         </w:rPr>
         <w:t xml:space="preserve"> </w:t>
@@ -6783,7 +6763,7 @@
       <w:proofErr w:type="spellStart"/>
       <w:r>
         <w:rPr>
-          <w:rStyle w:val="ab"/>
+          <w:rStyle w:val="Strong"/>
           <w:rFonts w:eastAsiaTheme="majorEastAsia"/>
         </w:rPr>
         <w:t>texnologiyalari</w:t>
@@ -6791,7 +6771,7 @@
       <w:proofErr w:type="spellEnd"/>
       <w:r>
         <w:rPr>
-          <w:rStyle w:val="ab"/>
+          <w:rStyle w:val="Strong"/>
           <w:rFonts w:eastAsiaTheme="majorEastAsia"/>
         </w:rPr>
         <w:t xml:space="preserve"> </w:t>
@@ -6799,7 +6779,7 @@
       <w:proofErr w:type="spellStart"/>
       <w:r>
         <w:rPr>
-          <w:rStyle w:val="ab"/>
+          <w:rStyle w:val="Strong"/>
           <w:rFonts w:eastAsiaTheme="majorEastAsia"/>
         </w:rPr>
         <w:t>sohasining</w:t>
@@ -6807,7 +6787,7 @@
       <w:proofErr w:type="spellEnd"/>
       <w:r>
         <w:rPr>
-          <w:rStyle w:val="ab"/>
+          <w:rStyle w:val="Strong"/>
           <w:rFonts w:eastAsiaTheme="majorEastAsia"/>
         </w:rPr>
         <w:t xml:space="preserve"> </w:t>
@@ -6815,7 +6795,7 @@
       <w:proofErr w:type="spellStart"/>
       <w:r>
         <w:rPr>
-          <w:rStyle w:val="ab"/>
+          <w:rStyle w:val="Strong"/>
           <w:rFonts w:eastAsiaTheme="majorEastAsia"/>
         </w:rPr>
         <w:t>ba'zi</w:t>
@@ -6823,7 +6803,7 @@
       <w:proofErr w:type="spellEnd"/>
       <w:r>
         <w:rPr>
-          <w:rStyle w:val="ab"/>
+          <w:rStyle w:val="Strong"/>
           <w:rFonts w:eastAsiaTheme="majorEastAsia"/>
         </w:rPr>
         <w:t xml:space="preserve"> </w:t>
@@ -6831,7 +6811,7 @@
       <w:proofErr w:type="spellStart"/>
       <w:r>
         <w:rPr>
-          <w:rStyle w:val="ab"/>
+          <w:rStyle w:val="Strong"/>
           <w:rFonts w:eastAsiaTheme="majorEastAsia"/>
         </w:rPr>
         <w:t>asosiy</w:t>
@@ -6839,7 +6819,7 @@
       <w:proofErr w:type="spellEnd"/>
       <w:r>
         <w:rPr>
-          <w:rStyle w:val="ab"/>
+          <w:rStyle w:val="Strong"/>
           <w:rFonts w:eastAsiaTheme="majorEastAsia"/>
         </w:rPr>
         <w:t xml:space="preserve"> </w:t>
@@ -6848,7 +6828,7 @@
       <w:proofErr w:type="gramStart"/>
       <w:r>
         <w:rPr>
-          <w:rStyle w:val="ab"/>
+          <w:rStyle w:val="Strong"/>
           <w:rFonts w:eastAsiaTheme="majorEastAsia"/>
         </w:rPr>
         <w:t>yo‘</w:t>
@@ -6856,7 +6836,7 @@
       <w:proofErr w:type="gramEnd"/>
       <w:r>
         <w:rPr>
-          <w:rStyle w:val="ab"/>
+          <w:rStyle w:val="Strong"/>
           <w:rFonts w:eastAsiaTheme="majorEastAsia"/>
         </w:rPr>
         <w:t>nalishlari</w:t>
@@ -6864,7 +6844,7 @@
       <w:proofErr w:type="spellEnd"/>
       <w:r>
         <w:rPr>
-          <w:rStyle w:val="ab"/>
+          <w:rStyle w:val="Strong"/>
           <w:rFonts w:eastAsiaTheme="majorEastAsia"/>
         </w:rPr>
         <w:t xml:space="preserve"> </w:t>
@@ -6872,7 +6852,7 @@
       <w:proofErr w:type="spellStart"/>
       <w:r>
         <w:rPr>
-          <w:rStyle w:val="ab"/>
+          <w:rStyle w:val="Strong"/>
           <w:rFonts w:eastAsiaTheme="majorEastAsia"/>
         </w:rPr>
         <w:t>quyidagilardan</w:t>
@@ -6880,7 +6860,7 @@
       <w:proofErr w:type="spellEnd"/>
       <w:r>
         <w:rPr>
-          <w:rStyle w:val="ab"/>
+          <w:rStyle w:val="Strong"/>
           <w:rFonts w:eastAsiaTheme="majorEastAsia"/>
         </w:rPr>
         <w:t xml:space="preserve"> </w:t>
@@ -6888,7 +6868,7 @@
       <w:proofErr w:type="spellStart"/>
       <w:r>
         <w:rPr>
-          <w:rStyle w:val="ab"/>
+          <w:rStyle w:val="Strong"/>
           <w:rFonts w:eastAsiaTheme="majorEastAsia"/>
         </w:rPr>
         <w:t>iborat</w:t>
@@ -6896,7 +6876,7 @@
       <w:proofErr w:type="spellEnd"/>
       <w:r>
         <w:rPr>
-          <w:rStyle w:val="ab"/>
+          <w:rStyle w:val="Strong"/>
           <w:rFonts w:eastAsiaTheme="majorEastAsia"/>
         </w:rPr>
         <w:t>:</w:t>
@@ -6904,17 +6884,17 @@
     </w:p>
     <w:p>
       <w:pPr>
-        <w:pStyle w:val="aa"/>
+        <w:pStyle w:val="NormalWeb"/>
         <w:jc w:val="both"/>
         <w:rPr>
-          <w:rStyle w:val="ab"/>
+          <w:rStyle w:val="Strong"/>
           <w:rFonts w:eastAsiaTheme="majorEastAsia"/>
         </w:rPr>
       </w:pPr>
       <w:proofErr w:type="spellStart"/>
       <w:r>
         <w:rPr>
-          <w:rStyle w:val="ab"/>
+          <w:rStyle w:val="Strong"/>
           <w:rFonts w:eastAsiaTheme="majorEastAsia"/>
         </w:rPr>
         <w:t>Kompyuter</w:t>
@@ -6922,7 +6902,7 @@
       <w:proofErr w:type="spellEnd"/>
       <w:r>
         <w:rPr>
-          <w:rStyle w:val="ab"/>
+          <w:rStyle w:val="Strong"/>
           <w:rFonts w:eastAsiaTheme="majorEastAsia"/>
         </w:rPr>
         <w:t xml:space="preserve"> </w:t>
@@ -6930,7 +6910,7 @@
       <w:proofErr w:type="spellStart"/>
       <w:r>
         <w:rPr>
-          <w:rStyle w:val="ab"/>
+          <w:rStyle w:val="Strong"/>
           <w:rFonts w:eastAsiaTheme="majorEastAsia"/>
         </w:rPr>
         <w:t>tizimlari</w:t>
@@ -6938,7 +6918,7 @@
       <w:proofErr w:type="spellEnd"/>
       <w:r>
         <w:rPr>
-          <w:rStyle w:val="ab"/>
+          <w:rStyle w:val="Strong"/>
           <w:rFonts w:eastAsiaTheme="majorEastAsia"/>
         </w:rPr>
         <w:t xml:space="preserve"> </w:t>
@@ -6946,7 +6926,7 @@
       <w:proofErr w:type="spellStart"/>
       <w:r>
         <w:rPr>
-          <w:rStyle w:val="ab"/>
+          <w:rStyle w:val="Strong"/>
           <w:rFonts w:eastAsiaTheme="majorEastAsia"/>
         </w:rPr>
         <w:t>va</w:t>
@@ -6954,7 +6934,7 @@
       <w:proofErr w:type="spellEnd"/>
       <w:r>
         <w:rPr>
-          <w:rStyle w:val="ab"/>
+          <w:rStyle w:val="Strong"/>
           <w:rFonts w:eastAsiaTheme="majorEastAsia"/>
         </w:rPr>
         <w:t xml:space="preserve"> </w:t>
@@ -6962,7 +6942,7 @@
       <w:proofErr w:type="spellStart"/>
       <w:r>
         <w:rPr>
-          <w:rStyle w:val="ab"/>
+          <w:rStyle w:val="Strong"/>
           <w:rFonts w:eastAsiaTheme="majorEastAsia"/>
         </w:rPr>
         <w:t>dasturiy</w:t>
@@ -6970,7 +6950,7 @@
       <w:proofErr w:type="spellEnd"/>
       <w:r>
         <w:rPr>
-          <w:rStyle w:val="ab"/>
+          <w:rStyle w:val="Strong"/>
           <w:rFonts w:eastAsiaTheme="majorEastAsia"/>
         </w:rPr>
         <w:t xml:space="preserve"> </w:t>
@@ -6978,7 +6958,7 @@
       <w:proofErr w:type="spellStart"/>
       <w:r>
         <w:rPr>
-          <w:rStyle w:val="ab"/>
+          <w:rStyle w:val="Strong"/>
           <w:rFonts w:eastAsiaTheme="majorEastAsia"/>
         </w:rPr>
         <w:t>ta'minot</w:t>
@@ -6986,7 +6966,7 @@
       <w:proofErr w:type="spellEnd"/>
       <w:r>
         <w:rPr>
-          <w:rStyle w:val="ab"/>
+          <w:rStyle w:val="Strong"/>
           <w:rFonts w:eastAsiaTheme="majorEastAsia"/>
         </w:rPr>
         <w:t xml:space="preserve"> </w:t>
@@ -6994,7 +6974,7 @@
       <w:proofErr w:type="spellStart"/>
       <w:r>
         <w:rPr>
-          <w:rStyle w:val="ab"/>
+          <w:rStyle w:val="Strong"/>
           <w:rFonts w:eastAsiaTheme="majorEastAsia"/>
         </w:rPr>
         <w:t>ishlab</w:t>
@@ -7002,7 +6982,7 @@
       <w:proofErr w:type="spellEnd"/>
       <w:r>
         <w:rPr>
-          <w:rStyle w:val="ab"/>
+          <w:rStyle w:val="Strong"/>
           <w:rFonts w:eastAsiaTheme="majorEastAsia"/>
         </w:rPr>
         <w:t xml:space="preserve"> </w:t>
@@ -7010,7 +6990,7 @@
       <w:proofErr w:type="spellStart"/>
       <w:r>
         <w:rPr>
-          <w:rStyle w:val="ab"/>
+          <w:rStyle w:val="Strong"/>
           <w:rFonts w:eastAsiaTheme="majorEastAsia"/>
         </w:rPr>
         <w:t>chiqish</w:t>
@@ -7019,7 +6999,7 @@
     </w:p>
     <w:p>
       <w:pPr>
-        <w:pStyle w:val="aa"/>
+        <w:pStyle w:val="NormalWeb"/>
         <w:jc w:val="both"/>
         <w:rPr>
           <w:rFonts w:eastAsiaTheme="majorEastAsia"/>
@@ -7315,23 +7295,23 @@
     </w:p>
     <w:p>
       <w:pPr>
-        <w:pStyle w:val="aa"/>
+        <w:pStyle w:val="NormalWeb"/>
         <w:jc w:val="both"/>
         <w:rPr>
-          <w:rStyle w:val="ab"/>
+          <w:rStyle w:val="Strong"/>
           <w:rFonts w:eastAsiaTheme="majorEastAsia"/>
         </w:rPr>
       </w:pPr>
       <w:r>
         <w:rPr>
-          <w:rStyle w:val="ab"/>
+          <w:rStyle w:val="Strong"/>
           <w:rFonts w:eastAsiaTheme="majorEastAsia"/>
         </w:rPr>
         <w:t>Internet</w:t>
       </w:r>
       <w:r>
         <w:rPr>
-          <w:rStyle w:val="ab"/>
+          <w:rStyle w:val="Strong"/>
           <w:rFonts w:eastAsiaTheme="majorEastAsia"/>
         </w:rPr>
         <w:t xml:space="preserve"> </w:t>
@@ -7339,7 +7319,7 @@
       <w:proofErr w:type="spellStart"/>
       <w:r>
         <w:rPr>
-          <w:rStyle w:val="ab"/>
+          <w:rStyle w:val="Strong"/>
           <w:rFonts w:eastAsiaTheme="majorEastAsia"/>
         </w:rPr>
         <w:t>xizmatlari</w:t>
@@ -7348,7 +7328,7 @@
     </w:p>
     <w:p>
       <w:pPr>
-        <w:pStyle w:val="aa"/>
+        <w:pStyle w:val="NormalWeb"/>
         <w:jc w:val="both"/>
       </w:pPr>
       <w:proofErr w:type="spellStart"/>
@@ -7636,16 +7616,16 @@
     </w:p>
     <w:p>
       <w:pPr>
-        <w:pStyle w:val="aa"/>
+        <w:pStyle w:val="NormalWeb"/>
         <w:jc w:val="both"/>
         <w:rPr>
-          <w:rStyle w:val="ab"/>
+          <w:rStyle w:val="Strong"/>
           <w:rFonts w:eastAsiaTheme="majorEastAsia"/>
         </w:rPr>
       </w:pPr>
       <w:r>
         <w:rPr>
-          <w:rStyle w:val="ab"/>
+          <w:rStyle w:val="Strong"/>
           <w:rFonts w:eastAsiaTheme="majorEastAsia"/>
         </w:rPr>
         <w:t xml:space="preserve">Mobil </w:t>
@@ -7653,7 +7633,7 @@
       <w:proofErr w:type="spellStart"/>
       <w:r>
         <w:rPr>
-          <w:rStyle w:val="ab"/>
+          <w:rStyle w:val="Strong"/>
           <w:rFonts w:eastAsiaTheme="majorEastAsia"/>
         </w:rPr>
         <w:t>ilovalar</w:t>
@@ -7661,7 +7641,7 @@
       <w:proofErr w:type="spellEnd"/>
       <w:r>
         <w:rPr>
-          <w:rStyle w:val="ab"/>
+          <w:rStyle w:val="Strong"/>
           <w:rFonts w:eastAsiaTheme="majorEastAsia"/>
         </w:rPr>
         <w:t xml:space="preserve"> </w:t>
@@ -7669,7 +7649,7 @@
       <w:proofErr w:type="spellStart"/>
       <w:r>
         <w:rPr>
-          <w:rStyle w:val="ab"/>
+          <w:rStyle w:val="Strong"/>
           <w:rFonts w:eastAsiaTheme="majorEastAsia"/>
         </w:rPr>
         <w:t>va</w:t>
@@ -7677,7 +7657,7 @@
       <w:proofErr w:type="spellEnd"/>
       <w:r>
         <w:rPr>
-          <w:rStyle w:val="ab"/>
+          <w:rStyle w:val="Strong"/>
           <w:rFonts w:eastAsiaTheme="majorEastAsia"/>
         </w:rPr>
         <w:t xml:space="preserve"> </w:t>
@@ -7685,7 +7665,7 @@
       <w:proofErr w:type="spellStart"/>
       <w:r>
         <w:rPr>
-          <w:rStyle w:val="ab"/>
+          <w:rStyle w:val="Strong"/>
           <w:rFonts w:eastAsiaTheme="majorEastAsia"/>
         </w:rPr>
         <w:t>veb-platformalar</w:t>
@@ -7693,7 +7673,7 @@
       <w:proofErr w:type="spellEnd"/>
       <w:r>
         <w:rPr>
-          <w:rStyle w:val="ab"/>
+          <w:rStyle w:val="Strong"/>
           <w:rFonts w:eastAsiaTheme="majorEastAsia"/>
         </w:rPr>
         <w:t xml:space="preserve"> </w:t>
@@ -7701,7 +7681,7 @@
       <w:proofErr w:type="spellStart"/>
       <w:r>
         <w:rPr>
-          <w:rStyle w:val="ab"/>
+          <w:rStyle w:val="Strong"/>
           <w:rFonts w:eastAsiaTheme="majorEastAsia"/>
         </w:rPr>
         <w:t>yaratish</w:t>
@@ -7710,7 +7690,7 @@
     </w:p>
     <w:p>
       <w:pPr>
-        <w:pStyle w:val="aa"/>
+        <w:pStyle w:val="NormalWeb"/>
         <w:jc w:val="both"/>
       </w:pPr>
       <w:r>
@@ -7961,17 +7941,17 @@
     </w:p>
     <w:p>
       <w:pPr>
-        <w:pStyle w:val="aa"/>
+        <w:pStyle w:val="NormalWeb"/>
         <w:jc w:val="both"/>
         <w:rPr>
-          <w:rStyle w:val="ab"/>
+          <w:rStyle w:val="Strong"/>
           <w:rFonts w:eastAsiaTheme="majorEastAsia"/>
         </w:rPr>
       </w:pPr>
       <w:proofErr w:type="spellStart"/>
       <w:r>
         <w:rPr>
-          <w:rStyle w:val="ab"/>
+          <w:rStyle w:val="Strong"/>
           <w:rFonts w:eastAsiaTheme="majorEastAsia"/>
         </w:rPr>
         <w:t>Elektron</w:t>
@@ -7979,7 +7959,7 @@
       <w:proofErr w:type="spellEnd"/>
       <w:r>
         <w:rPr>
-          <w:rStyle w:val="ab"/>
+          <w:rStyle w:val="Strong"/>
           <w:rFonts w:eastAsiaTheme="majorEastAsia"/>
         </w:rPr>
         <w:t xml:space="preserve"> </w:t>
@@ -7987,7 +7967,7 @@
       <w:proofErr w:type="spellStart"/>
       <w:r>
         <w:rPr>
-          <w:rStyle w:val="ab"/>
+          <w:rStyle w:val="Strong"/>
           <w:rFonts w:eastAsiaTheme="majorEastAsia"/>
         </w:rPr>
         <w:t>savdo</w:t>
@@ -7995,7 +7975,7 @@
       <w:proofErr w:type="spellEnd"/>
       <w:r>
         <w:rPr>
-          <w:rStyle w:val="ab"/>
+          <w:rStyle w:val="Strong"/>
           <w:rFonts w:eastAsiaTheme="majorEastAsia"/>
         </w:rPr>
         <w:t xml:space="preserve"> (e-commerce)</w:t>
@@ -8003,7 +7983,7 @@
     </w:p>
     <w:p>
       <w:pPr>
-        <w:pStyle w:val="aa"/>
+        <w:pStyle w:val="NormalWeb"/>
         <w:jc w:val="both"/>
       </w:pPr>
       <w:proofErr w:type="spellStart"/>
@@ -8254,7 +8234,7 @@
     </w:p>
     <w:p>
       <w:pPr>
-        <w:pStyle w:val="aa"/>
+        <w:pStyle w:val="NormalWeb"/>
         <w:jc w:val="both"/>
       </w:pPr>
       <w:proofErr w:type="spellStart"/>
@@ -8551,7 +8531,7 @@
     </w:p>
     <w:p>
       <w:pPr>
-        <w:pStyle w:val="aa"/>
+        <w:pStyle w:val="NormalWeb"/>
         <w:jc w:val="both"/>
       </w:pPr>
       <w:r>
@@ -8765,10 +8745,10 @@
     </w:p>
     <w:p>
       <w:pPr>
-        <w:pStyle w:val="aa"/>
+        <w:pStyle w:val="NormalWeb"/>
         <w:jc w:val="both"/>
         <w:rPr>
-          <w:rStyle w:val="ab"/>
+          <w:rStyle w:val="Strong"/>
           <w:rFonts w:eastAsiaTheme="majorEastAsia"/>
         </w:rPr>
       </w:pPr>
@@ -9056,7 +9036,7 @@
       </w:r>
       <w:r>
         <w:rPr>
-          <w:rStyle w:val="ab"/>
+          <w:rStyle w:val="Strong"/>
           <w:rFonts w:eastAsiaTheme="majorEastAsia"/>
         </w:rPr>
         <w:tab/>
@@ -9064,17 +9044,17 @@
     </w:p>
     <w:p>
       <w:pPr>
-        <w:pStyle w:val="aa"/>
+        <w:pStyle w:val="NormalWeb"/>
         <w:jc w:val="both"/>
         <w:rPr>
-          <w:rStyle w:val="ab"/>
+          <w:rStyle w:val="Strong"/>
           <w:rFonts w:eastAsiaTheme="majorEastAsia"/>
         </w:rPr>
       </w:pPr>
       <w:proofErr w:type="spellStart"/>
       <w:r>
         <w:rPr>
-          <w:rStyle w:val="ab"/>
+          <w:rStyle w:val="Strong"/>
           <w:rFonts w:eastAsiaTheme="majorEastAsia"/>
         </w:rPr>
         <w:t>Korxona</w:t>
@@ -9082,7 +9062,7 @@
       <w:proofErr w:type="spellEnd"/>
       <w:r>
         <w:rPr>
-          <w:rStyle w:val="ab"/>
+          <w:rStyle w:val="Strong"/>
           <w:rFonts w:eastAsiaTheme="majorEastAsia"/>
         </w:rPr>
         <w:t xml:space="preserve"> </w:t>
@@ -9090,7 +9070,7 @@
       <w:proofErr w:type="spellStart"/>
       <w:r>
         <w:rPr>
-          <w:rStyle w:val="ab"/>
+          <w:rStyle w:val="Strong"/>
           <w:rFonts w:eastAsiaTheme="majorEastAsia"/>
         </w:rPr>
         <w:t>nima</w:t>
@@ -9098,7 +9078,7 @@
       <w:proofErr w:type="spellEnd"/>
       <w:r>
         <w:rPr>
-          <w:rStyle w:val="ab"/>
+          <w:rStyle w:val="Strong"/>
           <w:rFonts w:eastAsiaTheme="majorEastAsia"/>
         </w:rPr>
         <w:t xml:space="preserve"> </w:t>
@@ -9106,7 +9086,7 @@
       <w:proofErr w:type="spellStart"/>
       <w:r>
         <w:rPr>
-          <w:rStyle w:val="ab"/>
+          <w:rStyle w:val="Strong"/>
           <w:rFonts w:eastAsiaTheme="majorEastAsia"/>
         </w:rPr>
         <w:t>ekanligini</w:t>
@@ -9114,7 +9094,7 @@
       <w:proofErr w:type="spellEnd"/>
       <w:r>
         <w:rPr>
-          <w:rStyle w:val="ab"/>
+          <w:rStyle w:val="Strong"/>
           <w:rFonts w:eastAsiaTheme="majorEastAsia"/>
         </w:rPr>
         <w:t xml:space="preserve"> </w:t>
@@ -9122,7 +9102,7 @@
       <w:proofErr w:type="spellStart"/>
       <w:r>
         <w:rPr>
-          <w:rStyle w:val="ab"/>
+          <w:rStyle w:val="Strong"/>
           <w:rFonts w:eastAsiaTheme="majorEastAsia"/>
         </w:rPr>
         <w:t>va</w:t>
@@ -9130,7 +9110,7 @@
       <w:proofErr w:type="spellEnd"/>
       <w:r>
         <w:rPr>
-          <w:rStyle w:val="ab"/>
+          <w:rStyle w:val="Strong"/>
           <w:rFonts w:eastAsiaTheme="majorEastAsia"/>
         </w:rPr>
         <w:t xml:space="preserve"> </w:t>
@@ -9138,7 +9118,7 @@
       <w:proofErr w:type="spellStart"/>
       <w:r>
         <w:rPr>
-          <w:rStyle w:val="ab"/>
+          <w:rStyle w:val="Strong"/>
           <w:rFonts w:eastAsiaTheme="majorEastAsia"/>
         </w:rPr>
         <w:t>nimalarni</w:t>
@@ -9146,7 +9126,7 @@
       <w:proofErr w:type="spellEnd"/>
       <w:r>
         <w:rPr>
-          <w:rStyle w:val="ab"/>
+          <w:rStyle w:val="Strong"/>
           <w:rFonts w:eastAsiaTheme="majorEastAsia"/>
         </w:rPr>
         <w:t xml:space="preserve"> </w:t>
@@ -9155,7 +9135,7 @@
       <w:proofErr w:type="gramStart"/>
       <w:r>
         <w:rPr>
-          <w:rStyle w:val="ab"/>
+          <w:rStyle w:val="Strong"/>
           <w:rFonts w:eastAsiaTheme="majorEastAsia"/>
         </w:rPr>
         <w:t>o‘</w:t>
@@ -9163,7 +9143,7 @@
       <w:proofErr w:type="gramEnd"/>
       <w:r>
         <w:rPr>
-          <w:rStyle w:val="ab"/>
+          <w:rStyle w:val="Strong"/>
           <w:rFonts w:eastAsiaTheme="majorEastAsia"/>
         </w:rPr>
         <w:t>z</w:t>
@@ -9171,7 +9151,7 @@
       <w:proofErr w:type="spellEnd"/>
       <w:r>
         <w:rPr>
-          <w:rStyle w:val="ab"/>
+          <w:rStyle w:val="Strong"/>
           <w:rFonts w:eastAsiaTheme="majorEastAsia"/>
         </w:rPr>
         <w:t xml:space="preserve"> </w:t>
@@ -9179,7 +9159,7 @@
       <w:proofErr w:type="spellStart"/>
       <w:r>
         <w:rPr>
-          <w:rStyle w:val="ab"/>
+          <w:rStyle w:val="Strong"/>
           <w:rFonts w:eastAsiaTheme="majorEastAsia"/>
         </w:rPr>
         <w:t>ichiga</w:t>
@@ -9187,7 +9167,7 @@
       <w:proofErr w:type="spellEnd"/>
       <w:r>
         <w:rPr>
-          <w:rStyle w:val="ab"/>
+          <w:rStyle w:val="Strong"/>
           <w:rFonts w:eastAsiaTheme="majorEastAsia"/>
         </w:rPr>
         <w:t xml:space="preserve"> </w:t>
@@ -9195,7 +9175,7 @@
       <w:proofErr w:type="spellStart"/>
       <w:r>
         <w:rPr>
-          <w:rStyle w:val="ab"/>
+          <w:rStyle w:val="Strong"/>
           <w:rFonts w:eastAsiaTheme="majorEastAsia"/>
         </w:rPr>
         <w:t>olishini</w:t>
@@ -9203,7 +9183,7 @@
       <w:proofErr w:type="spellEnd"/>
       <w:r>
         <w:rPr>
-          <w:rStyle w:val="ab"/>
+          <w:rStyle w:val="Strong"/>
           <w:rFonts w:eastAsiaTheme="majorEastAsia"/>
         </w:rPr>
         <w:t xml:space="preserve"> </w:t>
@@ -9211,7 +9191,7 @@
       <w:proofErr w:type="spellStart"/>
       <w:r>
         <w:rPr>
-          <w:rStyle w:val="ab"/>
+          <w:rStyle w:val="Strong"/>
           <w:rFonts w:eastAsiaTheme="majorEastAsia"/>
         </w:rPr>
         <w:t>tushuntirib</w:t>
@@ -9219,7 +9199,7 @@
       <w:proofErr w:type="spellEnd"/>
       <w:r>
         <w:rPr>
-          <w:rStyle w:val="ab"/>
+          <w:rStyle w:val="Strong"/>
           <w:rFonts w:eastAsiaTheme="majorEastAsia"/>
         </w:rPr>
         <w:t xml:space="preserve"> </w:t>
@@ -9227,7 +9207,7 @@
       <w:proofErr w:type="spellStart"/>
       <w:r>
         <w:rPr>
-          <w:rStyle w:val="ab"/>
+          <w:rStyle w:val="Strong"/>
           <w:rFonts w:eastAsiaTheme="majorEastAsia"/>
         </w:rPr>
         <w:t>bersam</w:t>
@@ -9235,7 +9215,7 @@
       <w:proofErr w:type="spellEnd"/>
       <w:r>
         <w:rPr>
-          <w:rStyle w:val="ab"/>
+          <w:rStyle w:val="Strong"/>
           <w:rFonts w:eastAsiaTheme="majorEastAsia"/>
         </w:rPr>
         <w:t>:</w:t>
@@ -9243,7 +9223,7 @@
     </w:p>
     <w:p>
       <w:pPr>
-        <w:pStyle w:val="aa"/>
+        <w:pStyle w:val="NormalWeb"/>
         <w:jc w:val="both"/>
       </w:pPr>
       <w:proofErr w:type="spellStart"/>
@@ -9686,7 +9666,7 @@
     </w:p>
     <w:p>
       <w:pPr>
-        <w:pStyle w:val="aa"/>
+        <w:pStyle w:val="NormalWeb"/>
         <w:jc w:val="both"/>
         <w:rPr>
           <w:color w:val="000000"/>
@@ -10682,7 +10662,7 @@
       <w:proofErr w:type="spellStart"/>
       <w:r>
         <w:rPr>
-          <w:rStyle w:val="ab"/>
+          <w:rStyle w:val="Strong"/>
           <w:rFonts w:eastAsiaTheme="majorEastAsia"/>
         </w:rPr>
         <w:t>barqaror</w:t>
@@ -10690,7 +10670,7 @@
       <w:proofErr w:type="spellEnd"/>
       <w:r>
         <w:rPr>
-          <w:rStyle w:val="ab"/>
+          <w:rStyle w:val="Strong"/>
           <w:rFonts w:eastAsiaTheme="majorEastAsia"/>
         </w:rPr>
         <w:t xml:space="preserve"> </w:t>
@@ -10698,7 +10678,7 @@
       <w:proofErr w:type="spellStart"/>
       <w:r>
         <w:rPr>
-          <w:rStyle w:val="ab"/>
+          <w:rStyle w:val="Strong"/>
           <w:rFonts w:eastAsiaTheme="majorEastAsia"/>
         </w:rPr>
         <w:t>texnologiya</w:t>
@@ -10706,7 +10686,7 @@
       <w:proofErr w:type="spellEnd"/>
       <w:r>
         <w:rPr>
-          <w:rStyle w:val="ab"/>
+          <w:rStyle w:val="Strong"/>
           <w:rFonts w:eastAsiaTheme="majorEastAsia"/>
         </w:rPr>
         <w:t xml:space="preserve"> </w:t>
@@ -10714,7 +10694,7 @@
       <w:proofErr w:type="spellStart"/>
       <w:r>
         <w:rPr>
-          <w:rStyle w:val="ab"/>
+          <w:rStyle w:val="Strong"/>
           <w:rFonts w:eastAsiaTheme="majorEastAsia"/>
         </w:rPr>
         <w:t>dasturlari</w:t>
@@ -11295,7 +11275,7 @@
       </w:r>
       <w:r>
         <w:rPr>
-          <w:rStyle w:val="ab"/>
+          <w:rStyle w:val="Strong"/>
           <w:rFonts w:eastAsiaTheme="majorEastAsia"/>
         </w:rPr>
         <w:t>Alienware</w:t>
@@ -11718,7 +11698,7 @@
       </w:r>
       <w:r>
         <w:rPr>
-          <w:rStyle w:val="ab"/>
+          <w:rStyle w:val="Strong"/>
           <w:rFonts w:eastAsiaTheme="majorEastAsia"/>
         </w:rPr>
         <w:t>HP Way</w:t>
@@ -12214,7 +12194,7 @@
     </w:p>
     <w:p>
       <w:pPr>
-        <w:pStyle w:val="ae"/>
+        <w:pStyle w:val="ListParagraph"/>
         <w:numPr>
           <w:ilvl w:val="0"/>
           <w:numId w:val="1"/>
@@ -12299,7 +12279,7 @@
     </w:p>
     <w:p>
       <w:pPr>
-        <w:pStyle w:val="ae"/>
+        <w:pStyle w:val="ListParagraph"/>
         <w:numPr>
           <w:ilvl w:val="0"/>
           <w:numId w:val="1"/>
@@ -12308,7 +12288,7 @@
       </w:pPr>
       <w:r>
         <w:rPr>
-          <w:rStyle w:val="ab"/>
+          <w:rStyle w:val="Strong"/>
           <w:rFonts w:eastAsiaTheme="majorEastAsia"/>
           <w:b w:val="0"/>
           <w:bCs w:val="0"/>
@@ -12317,7 +12297,7 @@
       </w:r>
       <w:r>
         <w:rPr>
-          <w:rStyle w:val="ab"/>
+          <w:rStyle w:val="Strong"/>
           <w:rFonts w:eastAsiaTheme="majorEastAsia"/>
         </w:rPr>
         <w:t xml:space="preserve"> </w:t>
@@ -12325,7 +12305,7 @@
       <w:proofErr w:type="spellStart"/>
       <w:r>
         <w:rPr>
-          <w:rStyle w:val="ab"/>
+          <w:rStyle w:val="Strong"/>
           <w:rFonts w:eastAsiaTheme="majorEastAsia"/>
           <w:b w:val="0"/>
           <w:bCs w:val="0"/>
@@ -12406,7 +12386,7 @@
     </w:p>
     <w:p>
       <w:pPr>
-        <w:pStyle w:val="ae"/>
+        <w:pStyle w:val="ListParagraph"/>
         <w:numPr>
           <w:ilvl w:val="0"/>
           <w:numId w:val="1"/>
@@ -12582,7 +12562,7 @@
     </w:p>
     <w:p>
       <w:pPr>
-        <w:pStyle w:val="ae"/>
+        <w:pStyle w:val="ListParagraph"/>
         <w:numPr>
           <w:ilvl w:val="0"/>
           <w:numId w:val="2"/>
@@ -12661,7 +12641,7 @@
     </w:p>
     <w:p>
       <w:pPr>
-        <w:pStyle w:val="ae"/>
+        <w:pStyle w:val="ListParagraph"/>
         <w:numPr>
           <w:ilvl w:val="0"/>
           <w:numId w:val="2"/>
@@ -12671,7 +12651,7 @@
       <w:proofErr w:type="spellStart"/>
       <w:r>
         <w:rPr>
-          <w:rStyle w:val="ab"/>
+          <w:rStyle w:val="Strong"/>
           <w:rFonts w:eastAsiaTheme="majorEastAsia"/>
           <w:b w:val="0"/>
           <w:bCs w:val="0"/>
@@ -12681,7 +12661,7 @@
       <w:proofErr w:type="spellEnd"/>
       <w:r>
         <w:rPr>
-          <w:rStyle w:val="ab"/>
+          <w:rStyle w:val="Strong"/>
           <w:rFonts w:eastAsiaTheme="majorEastAsia"/>
           <w:b w:val="0"/>
           <w:bCs w:val="0"/>
@@ -12779,7 +12759,7 @@
     </w:p>
     <w:p>
       <w:pPr>
-        <w:pStyle w:val="ae"/>
+        <w:pStyle w:val="ListParagraph"/>
         <w:numPr>
           <w:ilvl w:val="0"/>
           <w:numId w:val="2"/>
@@ -20588,7 +20568,7 @@
       </w:pPr>
       <w:r>
         <w:rPr>
-          <w:rStyle w:val="ab"/>
+          <w:rStyle w:val="Strong"/>
           <w:rFonts w:eastAsiaTheme="majorEastAsia"/>
         </w:rPr>
         <w:t>3)</w:t>
@@ -20676,7 +20656,7 @@
       </w:pPr>
       <w:r>
         <w:rPr>
-          <w:rStyle w:val="ab"/>
+          <w:rStyle w:val="Strong"/>
           <w:rFonts w:eastAsiaTheme="majorEastAsia"/>
         </w:rPr>
         <w:t>4)</w:t>
@@ -22595,7 +22575,7 @@
     </w:p>
     <w:p>
       <w:pPr>
-        <w:pStyle w:val="3"/>
+        <w:pStyle w:val="Heading3"/>
         <w:keepNext w:val="0"/>
         <w:keepLines w:val="0"/>
         <w:jc w:val="both"/>
@@ -22830,7 +22810,7 @@
     </w:p>
     <w:p>
       <w:pPr>
-        <w:pStyle w:val="aa"/>
+        <w:pStyle w:val="NormalWeb"/>
         <w:jc w:val="both"/>
         <w:rPr>
           <w:b/>
@@ -22872,7 +22852,7 @@
     </w:p>
     <w:p>
       <w:pPr>
-        <w:pStyle w:val="aa"/>
+        <w:pStyle w:val="NormalWeb"/>
         <w:jc w:val="both"/>
       </w:pPr>
       <w:proofErr w:type="spellStart"/>
@@ -23014,13 +22994,13 @@
     </w:p>
     <w:p>
       <w:pPr>
-        <w:pStyle w:val="aa"/>
+        <w:pStyle w:val="NormalWeb"/>
         <w:jc w:val="both"/>
       </w:pPr>
       <w:proofErr w:type="spellStart"/>
       <w:r>
         <w:rPr>
-          <w:rStyle w:val="ab"/>
+          <w:rStyle w:val="Strong"/>
           <w:rFonts w:eastAsiaTheme="majorEastAsia"/>
         </w:rPr>
         <w:t>Mijoz</w:t>
@@ -23028,7 +23008,7 @@
       <w:proofErr w:type="spellEnd"/>
       <w:r>
         <w:rPr>
-          <w:rStyle w:val="ab"/>
+          <w:rStyle w:val="Strong"/>
           <w:rFonts w:eastAsiaTheme="majorEastAsia"/>
         </w:rPr>
         <w:t xml:space="preserve"> </w:t>
@@ -23036,7 +23016,7 @@
       <w:proofErr w:type="spellStart"/>
       <w:r>
         <w:rPr>
-          <w:rStyle w:val="ab"/>
+          <w:rStyle w:val="Strong"/>
           <w:rFonts w:eastAsiaTheme="majorEastAsia"/>
         </w:rPr>
         <w:t>ehtiyojlariga</w:t>
@@ -23044,7 +23024,7 @@
       <w:proofErr w:type="spellEnd"/>
       <w:r>
         <w:rPr>
-          <w:rStyle w:val="ab"/>
+          <w:rStyle w:val="Strong"/>
           <w:rFonts w:eastAsiaTheme="majorEastAsia"/>
         </w:rPr>
         <w:t xml:space="preserve"> </w:t>
@@ -23052,7 +23032,7 @@
       <w:proofErr w:type="spellStart"/>
       <w:r>
         <w:rPr>
-          <w:rStyle w:val="ab"/>
+          <w:rStyle w:val="Strong"/>
           <w:rFonts w:eastAsiaTheme="majorEastAsia"/>
         </w:rPr>
         <w:t>e’tibor</w:t>
@@ -23061,7 +23041,7 @@
     </w:p>
     <w:p>
       <w:pPr>
-        <w:pStyle w:val="aa"/>
+        <w:pStyle w:val="NormalWeb"/>
         <w:jc w:val="both"/>
       </w:pPr>
       <w:proofErr w:type="spellStart"/>
@@ -23197,13 +23177,13 @@
     </w:p>
     <w:p>
       <w:pPr>
-        <w:pStyle w:val="aa"/>
+        <w:pStyle w:val="NormalWeb"/>
         <w:jc w:val="both"/>
       </w:pPr>
       <w:proofErr w:type="spellStart"/>
       <w:r>
         <w:rPr>
-          <w:rStyle w:val="ab"/>
+          <w:rStyle w:val="Strong"/>
           <w:rFonts w:eastAsiaTheme="majorEastAsia"/>
         </w:rPr>
         <w:t>Yangilikka</w:t>
@@ -23211,7 +23191,7 @@
       <w:proofErr w:type="spellEnd"/>
       <w:r>
         <w:rPr>
-          <w:rStyle w:val="ab"/>
+          <w:rStyle w:val="Strong"/>
           <w:rFonts w:eastAsiaTheme="majorEastAsia"/>
         </w:rPr>
         <w:t xml:space="preserve"> </w:t>
@@ -23219,7 +23199,7 @@
       <w:proofErr w:type="spellStart"/>
       <w:r>
         <w:rPr>
-          <w:rStyle w:val="ab"/>
+          <w:rStyle w:val="Strong"/>
           <w:rFonts w:eastAsiaTheme="majorEastAsia"/>
         </w:rPr>
         <w:t>intilish</w:t>
@@ -23228,7 +23208,7 @@
     </w:p>
     <w:p>
       <w:pPr>
-        <w:pStyle w:val="aa"/>
+        <w:pStyle w:val="NormalWeb"/>
         <w:jc w:val="both"/>
       </w:pPr>
       <w:proofErr w:type="spellStart"/>
@@ -23351,13 +23331,13 @@
     </w:p>
     <w:p>
       <w:pPr>
-        <w:pStyle w:val="aa"/>
+        <w:pStyle w:val="NormalWeb"/>
         <w:jc w:val="both"/>
       </w:pPr>
       <w:proofErr w:type="spellStart"/>
       <w:r>
         <w:rPr>
-          <w:rStyle w:val="ab"/>
+          <w:rStyle w:val="Strong"/>
           <w:rFonts w:eastAsiaTheme="majorEastAsia"/>
         </w:rPr>
         <w:t>Moliyaviy</w:t>
@@ -23365,7 +23345,7 @@
       <w:proofErr w:type="spellEnd"/>
       <w:r>
         <w:rPr>
-          <w:rStyle w:val="ab"/>
+          <w:rStyle w:val="Strong"/>
           <w:rFonts w:eastAsiaTheme="majorEastAsia"/>
         </w:rPr>
         <w:t xml:space="preserve"> </w:t>
@@ -23373,7 +23353,7 @@
       <w:proofErr w:type="spellStart"/>
       <w:r>
         <w:rPr>
-          <w:rStyle w:val="ab"/>
+          <w:rStyle w:val="Strong"/>
           <w:rFonts w:eastAsiaTheme="majorEastAsia"/>
         </w:rPr>
         <w:t>boshqaruv</w:t>
@@ -23382,7 +23362,7 @@
     </w:p>
     <w:p>
       <w:pPr>
-        <w:pStyle w:val="aa"/>
+        <w:pStyle w:val="NormalWeb"/>
         <w:jc w:val="both"/>
       </w:pPr>
       <w:proofErr w:type="spellStart"/>
@@ -23513,13 +23493,13 @@
     </w:p>
     <w:p>
       <w:pPr>
-        <w:pStyle w:val="aa"/>
+        <w:pStyle w:val="NormalWeb"/>
         <w:jc w:val="both"/>
       </w:pPr>
       <w:proofErr w:type="spellStart"/>
       <w:r>
         <w:rPr>
-          <w:rStyle w:val="ab"/>
+          <w:rStyle w:val="Strong"/>
           <w:rFonts w:eastAsiaTheme="majorEastAsia"/>
         </w:rPr>
         <w:t>Jamoaviy</w:t>
@@ -23527,7 +23507,7 @@
       <w:proofErr w:type="spellEnd"/>
       <w:r>
         <w:rPr>
-          <w:rStyle w:val="ab"/>
+          <w:rStyle w:val="Strong"/>
           <w:rFonts w:eastAsiaTheme="majorEastAsia"/>
         </w:rPr>
         <w:t xml:space="preserve"> </w:t>
@@ -23535,7 +23515,7 @@
       <w:proofErr w:type="spellStart"/>
       <w:r>
         <w:rPr>
-          <w:rStyle w:val="ab"/>
+          <w:rStyle w:val="Strong"/>
           <w:rFonts w:eastAsiaTheme="majorEastAsia"/>
         </w:rPr>
         <w:t>ishlash</w:t>
@@ -23544,7 +23524,7 @@
     </w:p>
     <w:p>
       <w:pPr>
-        <w:pStyle w:val="aa"/>
+        <w:pStyle w:val="NormalWeb"/>
         <w:jc w:val="both"/>
       </w:pPr>
       <w:proofErr w:type="spellStart"/>
@@ -23699,13 +23679,13 @@
     </w:p>
     <w:p>
       <w:pPr>
-        <w:pStyle w:val="aa"/>
+        <w:pStyle w:val="NormalWeb"/>
         <w:jc w:val="both"/>
       </w:pPr>
       <w:proofErr w:type="spellStart"/>
       <w:r>
         <w:rPr>
-          <w:rStyle w:val="ab"/>
+          <w:rStyle w:val="Strong"/>
           <w:rFonts w:eastAsiaTheme="majorEastAsia"/>
         </w:rPr>
         <w:t>Doimiy</w:t>
@@ -23713,7 +23693,7 @@
       <w:proofErr w:type="spellEnd"/>
       <w:r>
         <w:rPr>
-          <w:rStyle w:val="ab"/>
+          <w:rStyle w:val="Strong"/>
           <w:rFonts w:eastAsiaTheme="majorEastAsia"/>
         </w:rPr>
         <w:t xml:space="preserve"> </w:t>
@@ -23722,7 +23702,7 @@
       <w:proofErr w:type="gramStart"/>
       <w:r>
         <w:rPr>
-          <w:rStyle w:val="ab"/>
+          <w:rStyle w:val="Strong"/>
           <w:rFonts w:eastAsiaTheme="majorEastAsia"/>
         </w:rPr>
         <w:t>o‘</w:t>
@@ -23730,7 +23710,7 @@
       <w:proofErr w:type="gramEnd"/>
       <w:r>
         <w:rPr>
-          <w:rStyle w:val="ab"/>
+          <w:rStyle w:val="Strong"/>
           <w:rFonts w:eastAsiaTheme="majorEastAsia"/>
         </w:rPr>
         <w:t>qish</w:t>
@@ -23739,7 +23719,7 @@
     </w:p>
     <w:p>
       <w:pPr>
-        <w:pStyle w:val="aa"/>
+        <w:pStyle w:val="NormalWeb"/>
         <w:jc w:val="both"/>
       </w:pPr>
       <w:proofErr w:type="spellStart"/>
@@ -27673,7 +27653,7 @@
       <w:proofErr w:type="spellStart"/>
       <w:r>
         <w:rPr>
-          <w:rStyle w:val="ab"/>
+          <w:rStyle w:val="Strong"/>
           <w:rFonts w:eastAsiaTheme="majorEastAsia"/>
         </w:rPr>
         <w:t>An'anaviy</w:t>
@@ -27681,7 +27661,7 @@
       <w:proofErr w:type="spellEnd"/>
       <w:r>
         <w:rPr>
-          <w:rStyle w:val="ab"/>
+          <w:rStyle w:val="Strong"/>
           <w:rFonts w:eastAsiaTheme="majorEastAsia"/>
         </w:rPr>
         <w:t xml:space="preserve"> marketing</w:t>
@@ -27689,7 +27669,7 @@
     </w:p>
     <w:p>
       <w:pPr>
-        <w:pStyle w:val="aa"/>
+        <w:pStyle w:val="NormalWeb"/>
         <w:jc w:val="both"/>
       </w:pPr>
       <w:r>
@@ -27725,15 +27705,7 @@
       </w:r>
       <w:proofErr w:type="spellEnd"/>
       <w:r>
-        <w:t xml:space="preserve"> </w:t>
-      </w:r>
-      <w:proofErr w:type="spellStart"/>
-      <w:r>
-        <w:t>va</w:t>
-      </w:r>
-      <w:proofErr w:type="spellEnd"/>
-      <w:r>
-        <w:t xml:space="preserve"> </w:t>
+        <w:t xml:space="preserve"> va </w:t>
       </w:r>
       <w:proofErr w:type="spellStart"/>
       <w:r>
@@ -27879,13 +27851,13 @@
     </w:p>
     <w:p>
       <w:pPr>
-        <w:pStyle w:val="aa"/>
+        <w:pStyle w:val="NormalWeb"/>
         <w:jc w:val="both"/>
       </w:pPr>
       <w:proofErr w:type="spellStart"/>
       <w:r>
         <w:rPr>
-          <w:rStyle w:val="ab"/>
+          <w:rStyle w:val="Strong"/>
           <w:rFonts w:eastAsiaTheme="majorEastAsia"/>
         </w:rPr>
         <w:t>Raqamli</w:t>
@@ -27893,7 +27865,7 @@
       <w:proofErr w:type="spellEnd"/>
       <w:r>
         <w:rPr>
-          <w:rStyle w:val="ab"/>
+          <w:rStyle w:val="Strong"/>
           <w:rFonts w:eastAsiaTheme="majorEastAsia"/>
         </w:rPr>
         <w:t xml:space="preserve"> marketing (Digital Marketing)</w:t>
@@ -27901,7 +27873,7 @@
     </w:p>
     <w:p>
       <w:pPr>
-        <w:pStyle w:val="aa"/>
+        <w:pStyle w:val="NormalWeb"/>
         <w:jc w:val="both"/>
       </w:pPr>
       <w:proofErr w:type="spellStart"/>
@@ -27985,7 +27957,7 @@
       </w:pPr>
       <w:r>
         <w:rPr>
-          <w:rStyle w:val="ab"/>
+          <w:rStyle w:val="Strong"/>
           <w:rFonts w:eastAsiaTheme="majorEastAsia"/>
         </w:rPr>
         <w:t>SEO (Search Engine Optimization)</w:t>
@@ -28063,7 +28035,7 @@
       </w:pPr>
       <w:r>
         <w:rPr>
-          <w:rStyle w:val="ab"/>
+          <w:rStyle w:val="Strong"/>
           <w:rFonts w:eastAsiaTheme="majorEastAsia"/>
         </w:rPr>
         <w:t>SMM (Social Media Marketing)</w:t>
@@ -28149,7 +28121,7 @@
       </w:pPr>
       <w:r>
         <w:rPr>
-          <w:rStyle w:val="ab"/>
+          <w:rStyle w:val="Strong"/>
           <w:rFonts w:eastAsiaTheme="majorEastAsia"/>
         </w:rPr>
         <w:t>Email marketing</w:t>
@@ -28219,7 +28191,7 @@
       </w:pPr>
       <w:r>
         <w:rPr>
-          <w:rStyle w:val="ab"/>
+          <w:rStyle w:val="Strong"/>
           <w:rFonts w:eastAsiaTheme="majorEastAsia"/>
         </w:rPr>
         <w:t>Content marketing</w:t>
@@ -28307,7 +28279,7 @@
       </w:pPr>
       <w:r>
         <w:rPr>
-          <w:rStyle w:val="ab"/>
+          <w:rStyle w:val="Strong"/>
           <w:rFonts w:eastAsiaTheme="majorEastAsia"/>
         </w:rPr>
         <w:t>Tovar-marketing (Product Marketing)</w:t>
@@ -28315,7 +28287,7 @@
     </w:p>
     <w:p>
       <w:pPr>
-        <w:pStyle w:val="aa"/>
+        <w:pStyle w:val="NormalWeb"/>
         <w:jc w:val="both"/>
       </w:pPr>
       <w:proofErr w:type="spellStart"/>
@@ -28425,7 +28397,7 @@
     </w:p>
     <w:p>
       <w:pPr>
-        <w:pStyle w:val="aa"/>
+        <w:pStyle w:val="NormalWeb"/>
         <w:jc w:val="both"/>
       </w:pPr>
       <w:r>
@@ -28437,7 +28409,7 @@
       </w:r>
       <w:r>
         <w:rPr>
-          <w:rStyle w:val="ab"/>
+          <w:rStyle w:val="Strong"/>
           <w:rFonts w:eastAsiaTheme="majorEastAsia"/>
         </w:rPr>
         <w:t xml:space="preserve">B2B </w:t>
@@ -28445,7 +28417,7 @@
       <w:proofErr w:type="spellStart"/>
       <w:r>
         <w:rPr>
-          <w:rStyle w:val="ab"/>
+          <w:rStyle w:val="Strong"/>
           <w:rFonts w:eastAsiaTheme="majorEastAsia"/>
         </w:rPr>
         <w:t>va</w:t>
@@ -28453,7 +28425,7 @@
       <w:proofErr w:type="spellEnd"/>
       <w:r>
         <w:rPr>
-          <w:rStyle w:val="ab"/>
+          <w:rStyle w:val="Strong"/>
           <w:rFonts w:eastAsiaTheme="majorEastAsia"/>
         </w:rPr>
         <w:t xml:space="preserve"> B2C marketing</w:t>
@@ -28467,7 +28439,7 @@
       </w:pPr>
       <w:r>
         <w:rPr>
-          <w:rStyle w:val="ab"/>
+          <w:rStyle w:val="Strong"/>
           <w:rFonts w:eastAsiaTheme="majorEastAsia"/>
         </w:rPr>
         <w:t>B2B (Business-to-Business)</w:t>
@@ -28545,7 +28517,7 @@
       </w:pPr>
       <w:r>
         <w:rPr>
-          <w:rStyle w:val="ab"/>
+          <w:rStyle w:val="Strong"/>
           <w:rFonts w:eastAsiaTheme="majorEastAsia"/>
         </w:rPr>
         <w:t>B2C (Business-to-Consumer)</w:t>
@@ -28606,7 +28578,7 @@
       </w:pPr>
       <w:r>
         <w:rPr>
-          <w:rStyle w:val="ab"/>
+          <w:rStyle w:val="Strong"/>
           <w:rFonts w:eastAsiaTheme="majorEastAsia"/>
         </w:rPr>
         <w:t xml:space="preserve">Inbound </w:t>
@@ -28614,7 +28586,7 @@
       <w:proofErr w:type="spellStart"/>
       <w:r>
         <w:rPr>
-          <w:rStyle w:val="ab"/>
+          <w:rStyle w:val="Strong"/>
           <w:rFonts w:eastAsiaTheme="majorEastAsia"/>
         </w:rPr>
         <w:t>va</w:t>
@@ -28622,7 +28594,7 @@
       <w:proofErr w:type="spellEnd"/>
       <w:r>
         <w:rPr>
-          <w:rStyle w:val="ab"/>
+          <w:rStyle w:val="Strong"/>
           <w:rFonts w:eastAsiaTheme="majorEastAsia"/>
         </w:rPr>
         <w:t xml:space="preserve"> Outbound marketing</w:t>
@@ -28636,7 +28608,7 @@
       </w:pPr>
       <w:r>
         <w:rPr>
-          <w:rStyle w:val="ab"/>
+          <w:rStyle w:val="Strong"/>
           <w:rFonts w:eastAsiaTheme="majorEastAsia"/>
         </w:rPr>
         <w:t>Inbound marketing</w:t>
@@ -28725,7 +28697,7 @@
       </w:pPr>
       <w:r>
         <w:rPr>
-          <w:rStyle w:val="ab"/>
+          <w:rStyle w:val="Strong"/>
           <w:rFonts w:eastAsiaTheme="majorEastAsia"/>
         </w:rPr>
         <w:t>Outbound marketing</w:t>
@@ -28818,7 +28790,7 @@
       </w:pPr>
       <w:r>
         <w:rPr>
-          <w:rStyle w:val="ab"/>
+          <w:rStyle w:val="Strong"/>
           <w:rFonts w:eastAsiaTheme="majorEastAsia"/>
         </w:rPr>
         <w:lastRenderedPageBreak/>
@@ -28827,7 +28799,7 @@
     </w:p>
     <w:p>
       <w:pPr>
-        <w:pStyle w:val="aa"/>
+        <w:pStyle w:val="NormalWeb"/>
         <w:jc w:val="both"/>
       </w:pPr>
       <w:proofErr w:type="spellStart"/>
@@ -28966,12 +28938,12 @@
     </w:p>
     <w:p>
       <w:pPr>
-        <w:pStyle w:val="aa"/>
+        <w:pStyle w:val="NormalWeb"/>
         <w:jc w:val="both"/>
       </w:pPr>
       <w:r>
         <w:rPr>
-          <w:rStyle w:val="ab"/>
+          <w:rStyle w:val="Strong"/>
           <w:rFonts w:eastAsiaTheme="majorEastAsia"/>
         </w:rPr>
         <w:t>Omnichannel marketing</w:t>
@@ -28979,7 +28951,7 @@
     </w:p>
     <w:p>
       <w:pPr>
-        <w:pStyle w:val="aa"/>
+        <w:pStyle w:val="NormalWeb"/>
         <w:jc w:val="both"/>
       </w:pPr>
       <w:proofErr w:type="spellStart"/>
@@ -29121,13 +29093,13 @@
     </w:p>
     <w:p>
       <w:pPr>
-        <w:pStyle w:val="aa"/>
+        <w:pStyle w:val="NormalWeb"/>
         <w:jc w:val="both"/>
       </w:pPr>
       <w:proofErr w:type="spellStart"/>
       <w:r>
         <w:rPr>
-          <w:rStyle w:val="ab"/>
+          <w:rStyle w:val="Strong"/>
           <w:rFonts w:eastAsiaTheme="majorEastAsia"/>
         </w:rPr>
         <w:t>Brend</w:t>
@@ -29135,7 +29107,7 @@
       <w:proofErr w:type="spellEnd"/>
       <w:r>
         <w:rPr>
-          <w:rStyle w:val="ab"/>
+          <w:rStyle w:val="Strong"/>
           <w:rFonts w:eastAsiaTheme="majorEastAsia"/>
         </w:rPr>
         <w:t>-marketing</w:t>
@@ -29143,7 +29115,7 @@
     </w:p>
     <w:p>
       <w:pPr>
-        <w:pStyle w:val="aa"/>
+        <w:pStyle w:val="NormalWeb"/>
         <w:jc w:val="both"/>
       </w:pPr>
       <w:proofErr w:type="spellStart"/>
@@ -29282,13 +29254,13 @@
     </w:p>
     <w:p>
       <w:pPr>
-        <w:pStyle w:val="aa"/>
+        <w:pStyle w:val="NormalWeb"/>
         <w:jc w:val="both"/>
       </w:pPr>
       <w:proofErr w:type="spellStart"/>
       <w:r>
         <w:rPr>
-          <w:rStyle w:val="ab"/>
+          <w:rStyle w:val="Strong"/>
           <w:rFonts w:eastAsiaTheme="majorEastAsia"/>
         </w:rPr>
         <w:t>Qidiruv</w:t>
@@ -29296,7 +29268,7 @@
       <w:proofErr w:type="spellEnd"/>
       <w:r>
         <w:rPr>
-          <w:rStyle w:val="ab"/>
+          <w:rStyle w:val="Strong"/>
           <w:rFonts w:eastAsiaTheme="majorEastAsia"/>
         </w:rPr>
         <w:t xml:space="preserve"> </w:t>
@@ -29304,7 +29276,7 @@
       <w:proofErr w:type="spellStart"/>
       <w:r>
         <w:rPr>
-          <w:rStyle w:val="ab"/>
+          <w:rStyle w:val="Strong"/>
           <w:rFonts w:eastAsiaTheme="majorEastAsia"/>
         </w:rPr>
         <w:t>tizimlari</w:t>
@@ -29312,7 +29284,7 @@
       <w:proofErr w:type="spellEnd"/>
       <w:r>
         <w:rPr>
-          <w:rStyle w:val="ab"/>
+          <w:rStyle w:val="Strong"/>
           <w:rFonts w:eastAsiaTheme="majorEastAsia"/>
         </w:rPr>
         <w:t xml:space="preserve"> </w:t>
@@ -29320,7 +29292,7 @@
       <w:proofErr w:type="spellStart"/>
       <w:r>
         <w:rPr>
-          <w:rStyle w:val="ab"/>
+          <w:rStyle w:val="Strong"/>
           <w:rFonts w:eastAsiaTheme="majorEastAsia"/>
         </w:rPr>
         <w:t>marketingi</w:t>
@@ -29328,7 +29300,7 @@
       <w:proofErr w:type="spellEnd"/>
       <w:r>
         <w:rPr>
-          <w:rStyle w:val="ab"/>
+          <w:rStyle w:val="Strong"/>
           <w:rFonts w:eastAsiaTheme="majorEastAsia"/>
         </w:rPr>
         <w:t xml:space="preserve"> (SEM)</w:t>
@@ -29336,7 +29308,7 @@
     </w:p>
     <w:p>
       <w:pPr>
-        <w:pStyle w:val="aa"/>
+        <w:pStyle w:val="NormalWeb"/>
         <w:jc w:val="both"/>
       </w:pPr>
       <w:proofErr w:type="spellStart"/>
@@ -29467,13 +29439,13 @@
     </w:p>
     <w:p>
       <w:pPr>
-        <w:pStyle w:val="aa"/>
+        <w:pStyle w:val="NormalWeb"/>
         <w:jc w:val="both"/>
       </w:pPr>
       <w:proofErr w:type="spellStart"/>
       <w:r>
         <w:rPr>
-          <w:rStyle w:val="ab"/>
+          <w:rStyle w:val="Strong"/>
           <w:rFonts w:eastAsiaTheme="majorEastAsia"/>
         </w:rPr>
         <w:t>Tajribaviy</w:t>
@@ -29481,7 +29453,7 @@
       <w:proofErr w:type="spellEnd"/>
       <w:r>
         <w:rPr>
-          <w:rStyle w:val="ab"/>
+          <w:rStyle w:val="Strong"/>
           <w:rFonts w:eastAsiaTheme="majorEastAsia"/>
         </w:rPr>
         <w:t xml:space="preserve"> marketing (Experiential Marketing)</w:t>
@@ -29489,7 +29461,7 @@
     </w:p>
     <w:p>
       <w:pPr>
-        <w:pStyle w:val="aa"/>
+        <w:pStyle w:val="NormalWeb"/>
         <w:jc w:val="both"/>
       </w:pPr>
       <w:proofErr w:type="spellStart"/>
@@ -29652,7 +29624,7 @@
     </w:p>
     <w:p>
       <w:pPr>
-        <w:pStyle w:val="aa"/>
+        <w:pStyle w:val="NormalWeb"/>
         <w:jc w:val="both"/>
       </w:pPr>
       <w:r>
@@ -32837,7 +32809,7 @@
       <w:hyperlink r:id="rId12" w:history="1">
         <w:r>
           <w:rPr>
-            <w:rStyle w:val="a9"/>
+            <w:rStyle w:val="Hyperlink"/>
           </w:rPr>
           <w:t>https://www.canva.com/design/DAGaYzg4TbY/R8aTUlw1yAftKapkXqz2yw/edit?utm_content=DAGaYzg4TbY&amp;utm_campaign=designshare&amp;utm_medium=link2&amp;utm_source=sharebutton</w:t>
         </w:r>
@@ -34073,7 +34045,7 @@
     </w:p>
     <w:p>
       <w:pPr>
-        <w:pStyle w:val="aa"/>
+        <w:pStyle w:val="NormalWeb"/>
         <w:jc w:val="both"/>
         <w:rPr>
           <w:b/>
@@ -34143,31 +34115,31 @@
     </w:p>
     <w:p>
       <w:pPr>
-        <w:pStyle w:val="aa"/>
+        <w:pStyle w:val="NormalWeb"/>
         <w:jc w:val="both"/>
       </w:pPr>
     </w:p>
     <w:p>
       <w:pPr>
-        <w:pStyle w:val="aa"/>
+        <w:pStyle w:val="NormalWeb"/>
         <w:jc w:val="both"/>
       </w:pPr>
     </w:p>
     <w:p>
       <w:pPr>
-        <w:pStyle w:val="aa"/>
+        <w:pStyle w:val="NormalWeb"/>
         <w:jc w:val="both"/>
       </w:pPr>
     </w:p>
     <w:p>
       <w:pPr>
-        <w:pStyle w:val="aa"/>
+        <w:pStyle w:val="NormalWeb"/>
         <w:jc w:val="both"/>
       </w:pPr>
     </w:p>
     <w:p>
       <w:pPr>
-        <w:pStyle w:val="aa"/>
+        <w:pStyle w:val="NormalWeb"/>
         <w:jc w:val="both"/>
       </w:pPr>
     </w:p>
@@ -34246,7 +34218,7 @@
       </w:r>
       <w:r>
         <w:rPr>
-          <w:rStyle w:val="ac"/>
+          <w:rStyle w:val="Emphasis"/>
           <w:rFonts w:eastAsiaTheme="majorEastAsia"/>
         </w:rPr>
         <w:t>The HP Way: How Bill Hewlett and I Built Our Company</w:t>
@@ -34287,7 +34259,7 @@
       </w:r>
       <w:r>
         <w:rPr>
-          <w:rStyle w:val="ac"/>
+          <w:rStyle w:val="Emphasis"/>
           <w:rFonts w:eastAsiaTheme="majorEastAsia"/>
         </w:rPr>
         <w:t xml:space="preserve">Play Nice </w:t>
@@ -34295,7 +34267,7 @@
       <w:proofErr w:type="gramStart"/>
       <w:r>
         <w:rPr>
-          <w:rStyle w:val="ac"/>
+          <w:rStyle w:val="Emphasis"/>
           <w:rFonts w:eastAsiaTheme="majorEastAsia"/>
         </w:rPr>
         <w:t>But</w:t>
@@ -34303,7 +34275,7 @@
       <w:proofErr w:type="gramEnd"/>
       <w:r>
         <w:rPr>
-          <w:rStyle w:val="ac"/>
+          <w:rStyle w:val="Emphasis"/>
           <w:rFonts w:eastAsiaTheme="majorEastAsia"/>
         </w:rPr>
         <w:t xml:space="preserve"> Win: A CEO's Journey from Founder to Leader</w:t>
@@ -34344,7 +34316,7 @@
       </w:r>
       <w:r>
         <w:rPr>
-          <w:rStyle w:val="ab"/>
+          <w:rStyle w:val="Strong"/>
           <w:rFonts w:eastAsiaTheme="majorEastAsia"/>
         </w:rPr>
         <w:t>YouTube</w:t>
@@ -34355,7 +34327,7 @@
       <w:hyperlink r:id="rId13" w:tgtFrame="_new" w:history="1">
         <w:r>
           <w:rPr>
-            <w:rStyle w:val="a9"/>
+            <w:rStyle w:val="Hyperlink"/>
             <w:rFonts w:eastAsiaTheme="majorEastAsia"/>
           </w:rPr>
           <w:t>https://www.youtube.com/watch?v=t2buVHskrvE</w:t>
@@ -34439,7 +34411,7 @@
       <w:proofErr w:type="gramStart"/>
       <w:r>
         <w:rPr>
-          <w:rStyle w:val="ac"/>
+          <w:rStyle w:val="Emphasis"/>
           <w:rFonts w:eastAsiaTheme="majorEastAsia"/>
         </w:rPr>
         <w:t>O‘</w:t>
@@ -34447,7 +34419,7 @@
       <w:proofErr w:type="gramEnd"/>
       <w:r>
         <w:rPr>
-          <w:rStyle w:val="ac"/>
+          <w:rStyle w:val="Emphasis"/>
           <w:rFonts w:eastAsiaTheme="majorEastAsia"/>
         </w:rPr>
         <w:t>zbekiston</w:t>
@@ -34455,7 +34427,7 @@
       <w:proofErr w:type="spellEnd"/>
       <w:r>
         <w:rPr>
-          <w:rStyle w:val="ac"/>
+          <w:rStyle w:val="Emphasis"/>
           <w:rFonts w:eastAsiaTheme="majorEastAsia"/>
         </w:rPr>
         <w:t xml:space="preserve"> </w:t>
@@ -34463,7 +34435,7 @@
       <w:proofErr w:type="spellStart"/>
       <w:r>
         <w:rPr>
-          <w:rStyle w:val="ac"/>
+          <w:rStyle w:val="Emphasis"/>
           <w:rFonts w:eastAsiaTheme="majorEastAsia"/>
         </w:rPr>
         <w:t>ta’lim</w:t>
@@ -34471,7 +34443,7 @@
       <w:proofErr w:type="spellEnd"/>
       <w:r>
         <w:rPr>
-          <w:rStyle w:val="ac"/>
+          <w:rStyle w:val="Emphasis"/>
           <w:rFonts w:eastAsiaTheme="majorEastAsia"/>
         </w:rPr>
         <w:t xml:space="preserve"> </w:t>
@@ -34479,7 +34451,7 @@
       <w:proofErr w:type="spellStart"/>
       <w:r>
         <w:rPr>
-          <w:rStyle w:val="ac"/>
+          <w:rStyle w:val="Emphasis"/>
           <w:rFonts w:eastAsiaTheme="majorEastAsia"/>
         </w:rPr>
         <w:t>jurnali</w:t>
@@ -34546,7 +34518,7 @@
       <w:proofErr w:type="spellStart"/>
       <w:r>
         <w:rPr>
-          <w:rStyle w:val="ac"/>
+          <w:rStyle w:val="Emphasis"/>
           <w:rFonts w:eastAsiaTheme="majorEastAsia"/>
         </w:rPr>
         <w:t>Biznes</w:t>
@@ -34554,7 +34526,7 @@
       <w:proofErr w:type="spellEnd"/>
       <w:r>
         <w:rPr>
-          <w:rStyle w:val="ac"/>
+          <w:rStyle w:val="Emphasis"/>
           <w:rFonts w:eastAsiaTheme="majorEastAsia"/>
         </w:rPr>
         <w:t xml:space="preserve"> </w:t>
@@ -34562,7 +34534,7 @@
       <w:proofErr w:type="spellStart"/>
       <w:r>
         <w:rPr>
-          <w:rStyle w:val="ac"/>
+          <w:rStyle w:val="Emphasis"/>
           <w:rFonts w:eastAsiaTheme="majorEastAsia"/>
         </w:rPr>
         <w:t>va</w:t>
@@ -34570,7 +34542,7 @@
       <w:proofErr w:type="spellEnd"/>
       <w:r>
         <w:rPr>
-          <w:rStyle w:val="ac"/>
+          <w:rStyle w:val="Emphasis"/>
           <w:rFonts w:eastAsiaTheme="majorEastAsia"/>
         </w:rPr>
         <w:t xml:space="preserve"> </w:t>
@@ -34578,7 +34550,7 @@
       <w:proofErr w:type="spellStart"/>
       <w:r>
         <w:rPr>
-          <w:rStyle w:val="ac"/>
+          <w:rStyle w:val="Emphasis"/>
           <w:rFonts w:eastAsiaTheme="majorEastAsia"/>
         </w:rPr>
         <w:t>marketingni</w:t>
@@ -34586,7 +34558,7 @@
       <w:proofErr w:type="spellEnd"/>
       <w:r>
         <w:rPr>
-          <w:rStyle w:val="ac"/>
+          <w:rStyle w:val="Emphasis"/>
           <w:rFonts w:eastAsiaTheme="majorEastAsia"/>
         </w:rPr>
         <w:t xml:space="preserve"> </w:t>
@@ -34594,7 +34566,7 @@
       <w:proofErr w:type="spellStart"/>
       <w:r>
         <w:rPr>
-          <w:rStyle w:val="ac"/>
+          <w:rStyle w:val="Emphasis"/>
           <w:rFonts w:eastAsiaTheme="majorEastAsia"/>
         </w:rPr>
         <w:t>rivojlantirish</w:t>
@@ -34620,7 +34592,7 @@
       </w:r>
       <w:r>
         <w:rPr>
-          <w:rStyle w:val="ac"/>
+          <w:rStyle w:val="Emphasis"/>
           <w:rFonts w:eastAsiaTheme="majorEastAsia"/>
         </w:rPr>
         <w:t>Modern Business Management</w:t>
@@ -34657,7 +34629,7 @@
       </w:r>
       <w:r>
         <w:rPr>
-          <w:rStyle w:val="ac"/>
+          <w:rStyle w:val="Emphasis"/>
           <w:rFonts w:eastAsiaTheme="majorEastAsia"/>
         </w:rPr>
         <w:t>University of Leeds Library</w:t>
@@ -34668,7 +34640,7 @@
       <w:hyperlink r:id="rId14" w:tgtFrame="_new" w:history="1">
         <w:r>
           <w:rPr>
-            <w:rStyle w:val="a9"/>
+            <w:rStyle w:val="Hyperlink"/>
             <w:rFonts w:eastAsiaTheme="majorEastAsia"/>
           </w:rPr>
           <w:t>https://library.leeds.ac.uk</w:t>
@@ -34728,7 +34700,7 @@
     <w:sdtContent>
       <w:p>
         <w:pPr>
-          <w:pStyle w:val="a6"/>
+          <w:pStyle w:val="Footer"/>
           <w:jc w:val="right"/>
         </w:pPr>
         <w:r>
@@ -34754,7 +34726,7 @@
   </w:sdt>
   <w:p>
     <w:pPr>
-      <w:pStyle w:val="a6"/>
+      <w:pStyle w:val="Footer"/>
     </w:pPr>
   </w:p>
 </w:ftr>
@@ -34793,7 +34765,7 @@
     <w:sdtContent>
       <w:p>
         <w:pPr>
-          <w:pStyle w:val="a4"/>
+          <w:pStyle w:val="Header"/>
           <w:jc w:val="center"/>
         </w:pPr>
       </w:p>
@@ -34801,7 +34773,7 @@
   </w:sdt>
   <w:p>
     <w:pPr>
-      <w:pStyle w:val="a4"/>
+      <w:pStyle w:val="Header"/>
     </w:pPr>
   </w:p>
 </w:hdr>
@@ -35392,7 +35364,7 @@
     <w:lsdException w:name="Unresolved Mention" w:semiHidden="1" w:unhideWhenUsed="1"/>
     <w:lsdException w:name="Smart Link" w:semiHidden="1" w:unhideWhenUsed="1"/>
   </w:latentStyles>
-  <w:style w:type="paragraph" w:default="1" w:styleId="a">
+  <w:style w:type="paragraph" w:default="1" w:styleId="Normal">
     <w:name w:val="Normal"/>
     <w:qFormat/>
     <w:rsid w:val="006C20DC"/>
@@ -35406,11 +35378,11 @@
       <w:lang w:eastAsia="en-GB"/>
     </w:rPr>
   </w:style>
-  <w:style w:type="paragraph" w:styleId="1">
+  <w:style w:type="paragraph" w:styleId="Heading1">
     <w:name w:val="heading 1"/>
-    <w:basedOn w:val="a"/>
-    <w:next w:val="a"/>
-    <w:link w:val="10"/>
+    <w:basedOn w:val="Normal"/>
+    <w:next w:val="Normal"/>
+    <w:link w:val="Heading1Char"/>
     <w:uiPriority w:val="9"/>
     <w:qFormat/>
     <w:rsid w:val="006C20DC"/>
@@ -35427,11 +35399,11 @@
       <w:szCs w:val="32"/>
     </w:rPr>
   </w:style>
-  <w:style w:type="paragraph" w:styleId="2">
+  <w:style w:type="paragraph" w:styleId="Heading2">
     <w:name w:val="heading 2"/>
-    <w:basedOn w:val="a"/>
-    <w:next w:val="a"/>
-    <w:link w:val="20"/>
+    <w:basedOn w:val="Normal"/>
+    <w:next w:val="Normal"/>
+    <w:link w:val="Heading2Char"/>
     <w:uiPriority w:val="9"/>
     <w:unhideWhenUsed/>
     <w:qFormat/>
@@ -35449,11 +35421,11 @@
       <w:szCs w:val="26"/>
     </w:rPr>
   </w:style>
-  <w:style w:type="paragraph" w:styleId="3">
+  <w:style w:type="paragraph" w:styleId="Heading3">
     <w:name w:val="heading 3"/>
-    <w:basedOn w:val="a"/>
-    <w:next w:val="a"/>
-    <w:link w:val="30"/>
+    <w:basedOn w:val="Normal"/>
+    <w:next w:val="Normal"/>
+    <w:link w:val="Heading3Char"/>
     <w:uiPriority w:val="9"/>
     <w:unhideWhenUsed/>
     <w:qFormat/>
@@ -35469,11 +35441,11 @@
       <w:color w:val="1F3763" w:themeColor="accent1" w:themeShade="7F"/>
     </w:rPr>
   </w:style>
-  <w:style w:type="paragraph" w:styleId="4">
+  <w:style w:type="paragraph" w:styleId="Heading4">
     <w:name w:val="heading 4"/>
-    <w:basedOn w:val="a"/>
-    <w:next w:val="a"/>
-    <w:link w:val="40"/>
+    <w:basedOn w:val="Normal"/>
+    <w:next w:val="Normal"/>
+    <w:link w:val="Heading4Char"/>
     <w:uiPriority w:val="9"/>
     <w:semiHidden/>
     <w:unhideWhenUsed/>
@@ -35492,13 +35464,13 @@
       <w:color w:val="2F5496" w:themeColor="accent1" w:themeShade="BF"/>
     </w:rPr>
   </w:style>
-  <w:style w:type="character" w:default="1" w:styleId="a0">
+  <w:style w:type="character" w:default="1" w:styleId="DefaultParagraphFont">
     <w:name w:val="Default Paragraph Font"/>
     <w:uiPriority w:val="1"/>
     <w:semiHidden/>
     <w:unhideWhenUsed/>
   </w:style>
-  <w:style w:type="table" w:default="1" w:styleId="a1">
+  <w:style w:type="table" w:default="1" w:styleId="TableNormal">
     <w:name w:val="Normal Table"/>
     <w:uiPriority w:val="99"/>
     <w:semiHidden/>
@@ -35513,16 +35485,16 @@
       </w:tblCellMar>
     </w:tblPr>
   </w:style>
-  <w:style w:type="numbering" w:default="1" w:styleId="a2">
+  <w:style w:type="numbering" w:default="1" w:styleId="NoList">
     <w:name w:val="No List"/>
     <w:uiPriority w:val="99"/>
     <w:semiHidden/>
     <w:unhideWhenUsed/>
   </w:style>
-  <w:style w:type="character" w:customStyle="1" w:styleId="10">
-    <w:name w:val="Заголовок 1 Знак"/>
-    <w:basedOn w:val="a0"/>
-    <w:link w:val="1"/>
+  <w:style w:type="character" w:customStyle="1" w:styleId="Heading1Char">
+    <w:name w:val="Heading 1 Char"/>
+    <w:basedOn w:val="DefaultParagraphFont"/>
+    <w:link w:val="Heading1"/>
     <w:uiPriority w:val="9"/>
     <w:rsid w:val="006C20DC"/>
     <w:rPr>
@@ -35533,10 +35505,10 @@
       <w:lang w:eastAsia="en-GB"/>
     </w:rPr>
   </w:style>
-  <w:style w:type="character" w:customStyle="1" w:styleId="20">
-    <w:name w:val="Заголовок 2 Знак"/>
-    <w:basedOn w:val="a0"/>
-    <w:link w:val="2"/>
+  <w:style w:type="character" w:customStyle="1" w:styleId="Heading2Char">
+    <w:name w:val="Heading 2 Char"/>
+    <w:basedOn w:val="DefaultParagraphFont"/>
+    <w:link w:val="Heading2"/>
     <w:uiPriority w:val="9"/>
     <w:rsid w:val="006C20DC"/>
     <w:rPr>
@@ -35547,10 +35519,10 @@
       <w:lang w:eastAsia="en-GB"/>
     </w:rPr>
   </w:style>
-  <w:style w:type="character" w:customStyle="1" w:styleId="30">
-    <w:name w:val="Заголовок 3 Знак"/>
-    <w:basedOn w:val="a0"/>
-    <w:link w:val="3"/>
+  <w:style w:type="character" w:customStyle="1" w:styleId="Heading3Char">
+    <w:name w:val="Heading 3 Char"/>
+    <w:basedOn w:val="DefaultParagraphFont"/>
+    <w:link w:val="Heading3"/>
     <w:uiPriority w:val="9"/>
     <w:rsid w:val="006C20DC"/>
     <w:rPr>
@@ -35561,10 +35533,10 @@
       <w:lang w:eastAsia="en-GB"/>
     </w:rPr>
   </w:style>
-  <w:style w:type="character" w:customStyle="1" w:styleId="40">
-    <w:name w:val="Заголовок 4 Знак"/>
-    <w:basedOn w:val="a0"/>
-    <w:link w:val="4"/>
+  <w:style w:type="character" w:customStyle="1" w:styleId="Heading4Char">
+    <w:name w:val="Heading 4 Char"/>
+    <w:basedOn w:val="DefaultParagraphFont"/>
+    <w:link w:val="Heading4"/>
     <w:uiPriority w:val="9"/>
     <w:semiHidden/>
     <w:rsid w:val="006C20DC"/>
@@ -35578,9 +35550,9 @@
       <w:lang w:eastAsia="en-GB"/>
     </w:rPr>
   </w:style>
-  <w:style w:type="table" w:styleId="a3">
+  <w:style w:type="table" w:styleId="TableGrid">
     <w:name w:val="Table Grid"/>
-    <w:basedOn w:val="a1"/>
+    <w:basedOn w:val="TableNormal"/>
     <w:uiPriority w:val="59"/>
     <w:rsid w:val="006C20DC"/>
     <w:pPr>
@@ -35602,10 +35574,10 @@
       </w:tblBorders>
     </w:tblPr>
   </w:style>
-  <w:style w:type="paragraph" w:styleId="a4">
+  <w:style w:type="paragraph" w:styleId="Header">
     <w:name w:val="header"/>
-    <w:basedOn w:val="a"/>
-    <w:link w:val="a5"/>
+    <w:basedOn w:val="Normal"/>
+    <w:link w:val="HeaderChar"/>
     <w:uiPriority w:val="99"/>
     <w:unhideWhenUsed/>
     <w:rsid w:val="006C20DC"/>
@@ -35616,10 +35588,10 @@
       </w:tabs>
     </w:pPr>
   </w:style>
-  <w:style w:type="character" w:customStyle="1" w:styleId="a5">
-    <w:name w:val="Верхний колонтитул Знак"/>
-    <w:basedOn w:val="a0"/>
-    <w:link w:val="a4"/>
+  <w:style w:type="character" w:customStyle="1" w:styleId="HeaderChar">
+    <w:name w:val="Header Char"/>
+    <w:basedOn w:val="DefaultParagraphFont"/>
+    <w:link w:val="Header"/>
     <w:uiPriority w:val="99"/>
     <w:rsid w:val="006C20DC"/>
     <w:rPr>
@@ -35629,10 +35601,10 @@
       <w:lang w:eastAsia="en-GB"/>
     </w:rPr>
   </w:style>
-  <w:style w:type="paragraph" w:styleId="a6">
+  <w:style w:type="paragraph" w:styleId="Footer">
     <w:name w:val="footer"/>
-    <w:basedOn w:val="a"/>
-    <w:link w:val="a7"/>
+    <w:basedOn w:val="Normal"/>
+    <w:link w:val="FooterChar"/>
     <w:uiPriority w:val="99"/>
     <w:unhideWhenUsed/>
     <w:rsid w:val="006C20DC"/>
@@ -35643,10 +35615,10 @@
       </w:tabs>
     </w:pPr>
   </w:style>
-  <w:style w:type="character" w:customStyle="1" w:styleId="a7">
-    <w:name w:val="Нижний колонтитул Знак"/>
-    <w:basedOn w:val="a0"/>
-    <w:link w:val="a6"/>
+  <w:style w:type="character" w:customStyle="1" w:styleId="FooterChar">
+    <w:name w:val="Footer Char"/>
+    <w:basedOn w:val="DefaultParagraphFont"/>
+    <w:link w:val="Footer"/>
     <w:uiPriority w:val="99"/>
     <w:rsid w:val="006C20DC"/>
     <w:rPr>
@@ -35656,10 +35628,10 @@
       <w:lang w:eastAsia="en-GB"/>
     </w:rPr>
   </w:style>
-  <w:style w:type="paragraph" w:styleId="a8">
+  <w:style w:type="paragraph" w:styleId="TOCHeading">
     <w:name w:val="TOC Heading"/>
-    <w:basedOn w:val="1"/>
-    <w:next w:val="a"/>
+    <w:basedOn w:val="Heading1"/>
+    <w:next w:val="Normal"/>
     <w:uiPriority w:val="39"/>
     <w:unhideWhenUsed/>
     <w:qFormat/>
@@ -35675,10 +35647,10 @@
       <w:szCs w:val="28"/>
     </w:rPr>
   </w:style>
-  <w:style w:type="paragraph" w:styleId="11">
+  <w:style w:type="paragraph" w:styleId="TOC1">
     <w:name w:val="toc 1"/>
-    <w:basedOn w:val="a"/>
-    <w:next w:val="a"/>
+    <w:basedOn w:val="Normal"/>
+    <w:next w:val="Normal"/>
     <w:autoRedefine/>
     <w:uiPriority w:val="39"/>
     <w:unhideWhenUsed/>
@@ -35687,10 +35659,10 @@
       <w:spacing w:after="100"/>
     </w:pPr>
   </w:style>
-  <w:style w:type="paragraph" w:styleId="21">
+  <w:style w:type="paragraph" w:styleId="TOC2">
     <w:name w:val="toc 2"/>
-    <w:basedOn w:val="a"/>
-    <w:next w:val="a"/>
+    <w:basedOn w:val="Normal"/>
+    <w:next w:val="Normal"/>
     <w:autoRedefine/>
     <w:uiPriority w:val="39"/>
     <w:unhideWhenUsed/>
@@ -35700,9 +35672,9 @@
       <w:ind w:left="240"/>
     </w:pPr>
   </w:style>
-  <w:style w:type="character" w:styleId="a9">
+  <w:style w:type="character" w:styleId="Hyperlink">
     <w:name w:val="Hyperlink"/>
-    <w:basedOn w:val="a0"/>
+    <w:basedOn w:val="DefaultParagraphFont"/>
     <w:uiPriority w:val="99"/>
     <w:unhideWhenUsed/>
     <w:rsid w:val="006C20DC"/>
@@ -35711,9 +35683,9 @@
       <w:u w:val="single"/>
     </w:rPr>
   </w:style>
-  <w:style w:type="paragraph" w:styleId="aa">
+  <w:style w:type="paragraph" w:styleId="NormalWeb">
     <w:name w:val="Normal (Web)"/>
-    <w:basedOn w:val="a"/>
+    <w:basedOn w:val="Normal"/>
     <w:uiPriority w:val="99"/>
     <w:unhideWhenUsed/>
     <w:rsid w:val="006C20DC"/>
@@ -35726,12 +35698,12 @@
   </w:style>
   <w:style w:type="character" w:customStyle="1" w:styleId="apple-tab-span">
     <w:name w:val="apple-tab-span"/>
-    <w:basedOn w:val="a0"/>
+    <w:basedOn w:val="DefaultParagraphFont"/>
     <w:rsid w:val="006C20DC"/>
   </w:style>
-  <w:style w:type="character" w:styleId="ab">
+  <w:style w:type="character" w:styleId="Strong">
     <w:name w:val="Strong"/>
-    <w:basedOn w:val="a0"/>
+    <w:basedOn w:val="DefaultParagraphFont"/>
     <w:uiPriority w:val="22"/>
     <w:qFormat/>
     <w:rsid w:val="006C20DC"/>
@@ -35740,9 +35712,9 @@
       <w:bCs/>
     </w:rPr>
   </w:style>
-  <w:style w:type="character" w:styleId="ac">
+  <w:style w:type="character" w:styleId="Emphasis">
     <w:name w:val="Emphasis"/>
-    <w:basedOn w:val="a0"/>
+    <w:basedOn w:val="DefaultParagraphFont"/>
     <w:uiPriority w:val="20"/>
     <w:qFormat/>
     <w:rsid w:val="006C20DC"/>
@@ -35751,9 +35723,9 @@
       <w:iCs/>
     </w:rPr>
   </w:style>
-  <w:style w:type="character" w:styleId="ad">
+  <w:style w:type="character" w:styleId="UnresolvedMention">
     <w:name w:val="Unresolved Mention"/>
-    <w:basedOn w:val="a0"/>
+    <w:basedOn w:val="DefaultParagraphFont"/>
     <w:uiPriority w:val="99"/>
     <w:semiHidden/>
     <w:unhideWhenUsed/>
@@ -35763,9 +35735,9 @@
       <w:shd w:val="clear" w:color="auto" w:fill="E1DFDD"/>
     </w:rPr>
   </w:style>
-  <w:style w:type="paragraph" w:styleId="ae">
+  <w:style w:type="paragraph" w:styleId="ListParagraph">
     <w:name w:val="List Paragraph"/>
-    <w:basedOn w:val="a"/>
+    <w:basedOn w:val="Normal"/>
     <w:uiPriority w:val="34"/>
     <w:qFormat/>
     <w:rsid w:val="006C20DC"/>
@@ -35776,12 +35748,12 @@
   </w:style>
   <w:style w:type="character" w:customStyle="1" w:styleId="overflow-hidden">
     <w:name w:val="overflow-hidden"/>
-    <w:basedOn w:val="a0"/>
+    <w:basedOn w:val="DefaultParagraphFont"/>
     <w:rsid w:val="006C20DC"/>
   </w:style>
-  <w:style w:type="character" w:styleId="af">
+  <w:style w:type="character" w:styleId="FollowedHyperlink">
     <w:name w:val="FollowedHyperlink"/>
-    <w:basedOn w:val="a0"/>
+    <w:basedOn w:val="DefaultParagraphFont"/>
     <w:uiPriority w:val="99"/>
     <w:semiHidden/>
     <w:unhideWhenUsed/>
